--- a/Lab MB1 B/Proyecto Final Laboratorio MB1.docx
+++ b/Lab MB1 B/Proyecto Final Laboratorio MB1.docx
@@ -6,6 +6,7 @@
       <w:pPr>
         <w:spacing w:after="0"/>
         <w:rPr>
+          <w:rFonts w:ascii="Times New Roman" w:hAnsi="Times New Roman" w:cs="Times New Roman"/>
           <w:b/>
           <w:bCs/>
           <w:lang w:val="es-MX"/>
@@ -13,6 +14,7 @@
       </w:pPr>
       <w:r>
         <w:rPr>
+          <w:rFonts w:ascii="Times New Roman" w:hAnsi="Times New Roman" w:cs="Times New Roman"/>
           <w:b/>
           <w:bCs/>
           <w:lang w:val="es-MX"/>
@@ -24,6 +26,7 @@
       <w:pPr>
         <w:spacing w:after="0"/>
         <w:rPr>
+          <w:rFonts w:ascii="Times New Roman" w:hAnsi="Times New Roman" w:cs="Times New Roman"/>
           <w:b/>
           <w:bCs/>
           <w:lang w:val="es-MX"/>
@@ -31,6 +34,7 @@
       </w:pPr>
       <w:r>
         <w:rPr>
+          <w:rFonts w:ascii="Times New Roman" w:hAnsi="Times New Roman" w:cs="Times New Roman"/>
           <w:b/>
           <w:bCs/>
           <w:lang w:val="es-MX"/>
@@ -42,6 +46,7 @@
       <w:pPr>
         <w:spacing w:after="0"/>
         <w:rPr>
+          <w:rFonts w:ascii="Times New Roman" w:hAnsi="Times New Roman" w:cs="Times New Roman"/>
           <w:b/>
           <w:bCs/>
           <w:lang w:val="es-MX"/>
@@ -49,6 +54,7 @@
       </w:pPr>
       <w:r>
         <w:rPr>
+          <w:rFonts w:ascii="Times New Roman" w:hAnsi="Times New Roman" w:cs="Times New Roman"/>
           <w:b/>
           <w:bCs/>
           <w:lang w:val="es-MX"/>
@@ -60,6 +66,7 @@
       <w:pPr>
         <w:spacing w:after="0"/>
         <w:rPr>
+          <w:rFonts w:ascii="Times New Roman" w:hAnsi="Times New Roman" w:cs="Times New Roman"/>
           <w:b/>
           <w:bCs/>
           <w:lang w:val="es-MX"/>
@@ -67,6 +74,7 @@
       </w:pPr>
       <w:r>
         <w:rPr>
+          <w:rFonts w:ascii="Times New Roman" w:hAnsi="Times New Roman" w:cs="Times New Roman"/>
           <w:b/>
           <w:bCs/>
           <w:lang w:val="es-MX"/>
@@ -78,6 +86,7 @@
       <w:pPr>
         <w:spacing w:after="0"/>
         <w:rPr>
+          <w:rFonts w:ascii="Times New Roman" w:hAnsi="Times New Roman" w:cs="Times New Roman"/>
           <w:b/>
           <w:bCs/>
           <w:lang w:val="es-MX"/>
@@ -85,6 +94,7 @@
       </w:pPr>
       <w:r>
         <w:rPr>
+          <w:rFonts w:ascii="Times New Roman" w:hAnsi="Times New Roman" w:cs="Times New Roman"/>
           <w:b/>
           <w:bCs/>
           <w:lang w:val="es-MX"/>
@@ -96,6 +106,7 @@
       <w:pPr>
         <w:spacing w:after="0"/>
         <w:rPr>
+          <w:rFonts w:ascii="Times New Roman" w:hAnsi="Times New Roman" w:cs="Times New Roman"/>
           <w:b/>
           <w:bCs/>
           <w:lang w:val="es-MX"/>
@@ -107,6 +118,7 @@
         <w:spacing w:after="0"/>
         <w:jc w:val="center"/>
         <w:rPr>
+          <w:rFonts w:ascii="Times New Roman" w:hAnsi="Times New Roman" w:cs="Times New Roman"/>
           <w:b/>
           <w:bCs/>
           <w:lang w:val="es-MX"/>
@@ -114,6 +126,7 @@
       </w:pPr>
       <w:r>
         <w:rPr>
+          <w:rFonts w:ascii="Times New Roman" w:hAnsi="Times New Roman" w:cs="Times New Roman"/>
           <w:b/>
           <w:bCs/>
           <w:lang w:val="es-MX"/>
@@ -125,12 +138,14 @@
       <w:pPr>
         <w:spacing w:after="0"/>
         <w:rPr>
-          <w:b/>
-          <w:bCs/>
-        </w:rPr>
-      </w:pPr>
-      <w:r>
-        <w:rPr>
+          <w:rFonts w:ascii="Times New Roman" w:hAnsi="Times New Roman" w:cs="Times New Roman"/>
+          <w:b/>
+          <w:bCs/>
+        </w:rPr>
+      </w:pPr>
+      <w:r>
+        <w:rPr>
+          <w:rFonts w:ascii="Times New Roman" w:hAnsi="Times New Roman" w:cs="Times New Roman"/>
           <w:b/>
           <w:bCs/>
           <w:lang w:val="es-MX"/>
@@ -142,43 +157,83 @@
       <w:pPr>
         <w:spacing w:after="0"/>
         <w:rPr>
-          <w:b/>
-          <w:bCs/>
-        </w:rPr>
-      </w:pPr>
-      <w:r>
-        <w:rPr>
-          <w:b/>
-          <w:bCs/>
-        </w:rPr>
-        <w:t>Para el proyecto final del laboratorio, cada grupo</w:t>
-      </w:r>
-      <w:r>
-        <w:rPr>
-          <w:b/>
-          <w:bCs/>
-        </w:rPr>
-        <w:t xml:space="preserve"> ya establecido de 4 estudiantes</w:t>
-      </w:r>
-      <w:r>
-        <w:rPr>
-          <w:b/>
-          <w:bCs/>
-        </w:rPr>
-        <w:t xml:space="preserve"> deberá desarrollar un trabajo aplicado donde pongan en práctica los conocimientos adquiridos. </w:t>
-      </w:r>
-      <w:r>
-        <w:rPr>
-          <w:b/>
-          <w:bCs/>
-        </w:rPr>
-        <w:t>Estas son las instrucciones que deben seguir:</w:t>
-      </w:r>
-    </w:p>
-    <w:p>
-      <w:pPr>
-        <w:spacing w:after="0"/>
-        <w:rPr>
+          <w:rFonts w:ascii="Times New Roman" w:hAnsi="Times New Roman" w:cs="Times New Roman"/>
+          <w:b/>
+          <w:bCs/>
+        </w:rPr>
+      </w:pPr>
+      <w:r>
+        <w:rPr>
+          <w:rFonts w:ascii="Times New Roman" w:hAnsi="Times New Roman" w:cs="Times New Roman"/>
+          <w:b/>
+          <w:bCs/>
+        </w:rPr>
+        <w:t xml:space="preserve">Para el proyecto final del laboratorio, cada </w:t>
+      </w:r>
+      <w:r>
+        <w:rPr>
+          <w:rFonts w:ascii="Times New Roman" w:hAnsi="Times New Roman" w:cs="Times New Roman"/>
+          <w:b/>
+          <w:bCs/>
+        </w:rPr>
+        <w:t>grupo ya</w:t>
+      </w:r>
+      <w:r>
+        <w:rPr>
+          <w:rFonts w:ascii="Times New Roman" w:hAnsi="Times New Roman" w:cs="Times New Roman"/>
+          <w:b/>
+          <w:bCs/>
+        </w:rPr>
+        <w:t xml:space="preserve"> establecido de 4 estudiantes</w:t>
+      </w:r>
+      <w:r>
+        <w:rPr>
+          <w:rFonts w:ascii="Times New Roman" w:hAnsi="Times New Roman" w:cs="Times New Roman"/>
+          <w:b/>
+          <w:bCs/>
+        </w:rPr>
+        <w:t xml:space="preserve"> deberá desarrollar un </w:t>
+      </w:r>
+      <w:r>
+        <w:rPr>
+          <w:rFonts w:ascii="Times New Roman" w:hAnsi="Times New Roman" w:cs="Times New Roman"/>
+          <w:b/>
+          <w:bCs/>
+        </w:rPr>
+        <w:t>modelo</w:t>
+      </w:r>
+      <w:r>
+        <w:rPr>
+          <w:rFonts w:ascii="Times New Roman" w:hAnsi="Times New Roman" w:cs="Times New Roman"/>
+          <w:b/>
+          <w:bCs/>
+        </w:rPr>
+        <w:t xml:space="preserve"> aplicado donde pongan en práctica los conocimientos adquiridos. </w:t>
+      </w:r>
+    </w:p>
+    <w:p>
+      <w:pPr>
+        <w:spacing w:after="0"/>
+        <w:rPr>
+          <w:rFonts w:ascii="Times New Roman" w:hAnsi="Times New Roman" w:cs="Times New Roman"/>
+          <w:b/>
+          <w:bCs/>
+        </w:rPr>
+      </w:pPr>
+      <w:r>
+        <w:rPr>
+          <w:rFonts w:ascii="Times New Roman" w:hAnsi="Times New Roman" w:cs="Times New Roman"/>
+          <w:b/>
+          <w:bCs/>
+        </w:rPr>
+        <w:t xml:space="preserve">Instrucciones: </w:t>
+      </w:r>
+    </w:p>
+    <w:p>
+      <w:pPr>
+        <w:spacing w:after="0"/>
+        <w:rPr>
+          <w:rFonts w:ascii="Times New Roman" w:hAnsi="Times New Roman" w:cs="Times New Roman"/>
           <w:b/>
           <w:bCs/>
         </w:rPr>
@@ -188,42 +243,22 @@
       <w:pPr>
         <w:spacing w:after="0" w:line="240" w:lineRule="auto"/>
         <w:rPr>
-          <w:b/>
-          <w:bCs/>
-        </w:rPr>
-      </w:pPr>
-      <w:proofErr w:type="gramStart"/>
-      <w:r>
-        <w:rPr>
-          <w:b/>
-          <w:bCs/>
-        </w:rPr>
-        <w:t>Selecci</w:t>
-      </w:r>
-      <w:r>
-        <w:rPr>
-          <w:b/>
-          <w:bCs/>
-        </w:rPr>
-        <w:t xml:space="preserve">onar </w:t>
-      </w:r>
-      <w:r>
-        <w:rPr>
-          <w:b/>
-          <w:bCs/>
-        </w:rPr>
-        <w:t xml:space="preserve"> </w:t>
-      </w:r>
-      <w:r>
-        <w:rPr>
-          <w:b/>
-          <w:bCs/>
-        </w:rPr>
-        <w:t>un</w:t>
-      </w:r>
-      <w:proofErr w:type="gramEnd"/>
-      <w:r>
-        <w:rPr>
+          <w:rFonts w:ascii="Times New Roman" w:hAnsi="Times New Roman" w:cs="Times New Roman"/>
+          <w:b/>
+          <w:bCs/>
+        </w:rPr>
+      </w:pPr>
+      <w:r>
+        <w:rPr>
+          <w:rFonts w:ascii="Times New Roman" w:hAnsi="Times New Roman" w:cs="Times New Roman"/>
+          <w:b/>
+          <w:bCs/>
+        </w:rPr>
+        <w:t>Seleccionar un</w:t>
+      </w:r>
+      <w:r>
+        <w:rPr>
+          <w:rFonts w:ascii="Times New Roman" w:hAnsi="Times New Roman" w:cs="Times New Roman"/>
           <w:b/>
           <w:bCs/>
         </w:rPr>
@@ -231,17 +266,40 @@
       </w:r>
       <w:r>
         <w:rPr>
-          <w:b/>
-          <w:bCs/>
-        </w:rPr>
-        <w:t xml:space="preserve"> de las unidades del curso:</w:t>
-      </w:r>
-    </w:p>
-    <w:p>
-      <w:pPr>
-        <w:spacing w:after="0"/>
-      </w:pPr>
-      <w:r>
+          <w:rFonts w:ascii="Times New Roman" w:hAnsi="Times New Roman" w:cs="Times New Roman"/>
+          <w:b/>
+          <w:bCs/>
+        </w:rPr>
+        <w:t xml:space="preserve"> de las unidades del curso</w:t>
+      </w:r>
+      <w:r>
+        <w:rPr>
+          <w:rFonts w:ascii="Times New Roman" w:hAnsi="Times New Roman" w:cs="Times New Roman"/>
+          <w:b/>
+          <w:bCs/>
+        </w:rPr>
+        <w:t>, entre los cuales están</w:t>
+      </w:r>
+      <w:r>
+        <w:rPr>
+          <w:rFonts w:ascii="Times New Roman" w:hAnsi="Times New Roman" w:cs="Times New Roman"/>
+          <w:b/>
+          <w:bCs/>
+        </w:rPr>
+        <w:t>:</w:t>
+      </w:r>
+    </w:p>
+    <w:p>
+      <w:pPr>
+        <w:spacing w:after="0"/>
+        <w:rPr>
+          <w:rFonts w:ascii="Times New Roman" w:hAnsi="Times New Roman" w:cs="Times New Roman"/>
+        </w:rPr>
+      </w:pPr>
+      <w:r>
+        <w:rPr>
+          <w:rFonts w:ascii="Times New Roman" w:hAnsi="Times New Roman" w:cs="Times New Roman"/>
+        </w:rPr>
         <w:tab/>
       </w:r>
     </w:p>
@@ -253,8 +311,14 @@
           <w:numId w:val="1"/>
         </w:numPr>
         <w:spacing w:after="0" w:line="240" w:lineRule="auto"/>
-      </w:pPr>
-      <w:r>
+        <w:rPr>
+          <w:rFonts w:ascii="Times New Roman" w:hAnsi="Times New Roman" w:cs="Times New Roman"/>
+        </w:rPr>
+      </w:pPr>
+      <w:r>
+        <w:rPr>
+          <w:rFonts w:ascii="Times New Roman" w:hAnsi="Times New Roman" w:cs="Times New Roman"/>
+        </w:rPr>
         <w:t>Ecuaciones y desigualdades</w:t>
       </w:r>
     </w:p>
@@ -266,8 +330,14 @@
           <w:numId w:val="1"/>
         </w:numPr>
         <w:spacing w:after="0"/>
-      </w:pPr>
-      <w:r>
+        <w:rPr>
+          <w:rFonts w:ascii="Times New Roman" w:hAnsi="Times New Roman" w:cs="Times New Roman"/>
+        </w:rPr>
+      </w:pPr>
+      <w:r>
+        <w:rPr>
+          <w:rFonts w:ascii="Times New Roman" w:hAnsi="Times New Roman" w:cs="Times New Roman"/>
+        </w:rPr>
         <w:t>Geometría</w:t>
       </w:r>
     </w:p>
@@ -279,8 +349,14 @@
           <w:numId w:val="1"/>
         </w:numPr>
         <w:spacing w:after="0"/>
-      </w:pPr>
-      <w:r>
+        <w:rPr>
+          <w:rFonts w:ascii="Times New Roman" w:hAnsi="Times New Roman" w:cs="Times New Roman"/>
+        </w:rPr>
+      </w:pPr>
+      <w:r>
+        <w:rPr>
+          <w:rFonts w:ascii="Times New Roman" w:hAnsi="Times New Roman" w:cs="Times New Roman"/>
+        </w:rPr>
         <w:t>Gráficas y funciones</w:t>
       </w:r>
     </w:p>
@@ -292,8 +368,14 @@
           <w:numId w:val="1"/>
         </w:numPr>
         <w:spacing w:after="0"/>
-      </w:pPr>
-      <w:r>
+        <w:rPr>
+          <w:rFonts w:ascii="Times New Roman" w:hAnsi="Times New Roman" w:cs="Times New Roman"/>
+        </w:rPr>
+      </w:pPr>
+      <w:r>
+        <w:rPr>
+          <w:rFonts w:ascii="Times New Roman" w:hAnsi="Times New Roman" w:cs="Times New Roman"/>
+        </w:rPr>
         <w:t>Funciones polinomiales y racionales</w:t>
       </w:r>
     </w:p>
@@ -305,8 +387,14 @@
           <w:numId w:val="1"/>
         </w:numPr>
         <w:spacing w:after="0"/>
-      </w:pPr>
-      <w:r>
+        <w:rPr>
+          <w:rFonts w:ascii="Times New Roman" w:hAnsi="Times New Roman" w:cs="Times New Roman"/>
+        </w:rPr>
+      </w:pPr>
+      <w:r>
+        <w:rPr>
+          <w:rFonts w:ascii="Times New Roman" w:hAnsi="Times New Roman" w:cs="Times New Roman"/>
+        </w:rPr>
         <w:t>Funciones exponenciales y logarítmicas</w:t>
       </w:r>
     </w:p>
@@ -318,12 +406,15 @@
           <w:numId w:val="1"/>
         </w:numPr>
         <w:spacing w:after="0"/>
-      </w:pPr>
-      <w:r>
-        <w:t>Trigonometr</w:t>
-      </w:r>
-      <w:r>
-        <w:t>ía</w:t>
+        <w:rPr>
+          <w:rFonts w:ascii="Times New Roman" w:hAnsi="Times New Roman" w:cs="Times New Roman"/>
+        </w:rPr>
+      </w:pPr>
+      <w:r>
+        <w:rPr>
+          <w:rFonts w:ascii="Times New Roman" w:hAnsi="Times New Roman" w:cs="Times New Roman"/>
+        </w:rPr>
+        <w:t>Trigonometría</w:t>
       </w:r>
     </w:p>
     <w:p>
@@ -334,8 +425,14 @@
           <w:numId w:val="1"/>
         </w:numPr>
         <w:spacing w:after="0"/>
-      </w:pPr>
-      <w:r>
+        <w:rPr>
+          <w:rFonts w:ascii="Times New Roman" w:hAnsi="Times New Roman" w:cs="Times New Roman"/>
+        </w:rPr>
+      </w:pPr>
+      <w:r>
+        <w:rPr>
+          <w:rFonts w:ascii="Times New Roman" w:hAnsi="Times New Roman" w:cs="Times New Roman"/>
+        </w:rPr>
         <w:t>Geometría analítica</w:t>
       </w:r>
     </w:p>
@@ -343,18 +440,27 @@
       <w:pPr>
         <w:pStyle w:val="Default"/>
         <w:ind w:left="720"/>
+        <w:rPr>
+          <w:rFonts w:ascii="Times New Roman" w:hAnsi="Times New Roman" w:cs="Times New Roman"/>
+        </w:rPr>
       </w:pPr>
     </w:p>
     <w:p>
       <w:pPr>
         <w:pStyle w:val="Default"/>
-        <w:rPr>
+        <w:numPr>
+          <w:ilvl w:val="0"/>
+          <w:numId w:val="8"/>
+        </w:numPr>
+        <w:rPr>
+          <w:rFonts w:ascii="Times New Roman" w:hAnsi="Times New Roman" w:cs="Times New Roman"/>
           <w:sz w:val="22"/>
           <w:szCs w:val="22"/>
         </w:rPr>
       </w:pPr>
       <w:r>
         <w:rPr>
+          <w:rFonts w:ascii="Times New Roman" w:hAnsi="Times New Roman" w:cs="Times New Roman"/>
           <w:sz w:val="22"/>
           <w:szCs w:val="22"/>
         </w:rPr>
@@ -363,24 +469,32 @@
     </w:p>
     <w:p>
       <w:pPr>
-        <w:spacing w:after="0"/>
-      </w:pPr>
-    </w:p>
-    <w:p>
-      <w:pPr>
-        <w:spacing w:after="0"/>
-      </w:pPr>
-    </w:p>
-    <w:p>
-      <w:pPr>
-        <w:spacing w:after="0"/>
-        <w:rPr>
-          <w:b/>
-          <w:bCs/>
-        </w:rPr>
-      </w:pPr>
-      <w:r>
-        <w:rPr>
+        <w:pStyle w:val="Default"/>
+        <w:rPr>
+          <w:rFonts w:ascii="Times New Roman" w:hAnsi="Times New Roman" w:cs="Times New Roman"/>
+        </w:rPr>
+      </w:pPr>
+    </w:p>
+    <w:p>
+      <w:pPr>
+        <w:spacing w:after="0"/>
+        <w:rPr>
+          <w:rFonts w:ascii="Times New Roman" w:hAnsi="Times New Roman" w:cs="Times New Roman"/>
+        </w:rPr>
+      </w:pPr>
+    </w:p>
+    <w:p>
+      <w:pPr>
+        <w:spacing w:after="0"/>
+        <w:rPr>
+          <w:rFonts w:ascii="Times New Roman" w:hAnsi="Times New Roman" w:cs="Times New Roman"/>
+          <w:b/>
+          <w:bCs/>
+        </w:rPr>
+      </w:pPr>
+      <w:r>
+        <w:rPr>
+          <w:rFonts w:ascii="Times New Roman" w:hAnsi="Times New Roman" w:cs="Times New Roman"/>
           <w:b/>
           <w:bCs/>
         </w:rPr>
@@ -391,42 +505,68 @@
       <w:pPr>
         <w:spacing w:after="0"/>
         <w:rPr>
-          <w:b/>
-          <w:bCs/>
-        </w:rPr>
-      </w:pPr>
-    </w:p>
-    <w:p>
-      <w:pPr>
-        <w:spacing w:after="0"/>
-      </w:pPr>
-      <w:r>
+          <w:rFonts w:ascii="Times New Roman" w:hAnsi="Times New Roman" w:cs="Times New Roman"/>
+          <w:b/>
+          <w:bCs/>
+        </w:rPr>
+      </w:pPr>
+    </w:p>
+    <w:p>
+      <w:pPr>
+        <w:spacing w:after="0"/>
+        <w:rPr>
+          <w:rFonts w:ascii="Times New Roman" w:hAnsi="Times New Roman" w:cs="Times New Roman"/>
+        </w:rPr>
+      </w:pPr>
+      <w:r>
+        <w:rPr>
+          <w:rFonts w:ascii="Times New Roman" w:hAnsi="Times New Roman" w:cs="Times New Roman"/>
+        </w:rPr>
         <w:t xml:space="preserve">El informe debe contener: </w:t>
       </w:r>
     </w:p>
     <w:p>
       <w:pPr>
         <w:spacing w:after="0"/>
-      </w:pPr>
-    </w:p>
-    <w:p>
-      <w:pPr>
-        <w:spacing w:after="0"/>
-      </w:pPr>
-      <w:r>
-        <w:t xml:space="preserve">- </w:t>
-      </w:r>
-      <w:r>
-        <w:t>Car</w:t>
-      </w:r>
-      <w:r>
+        <w:rPr>
+          <w:rFonts w:ascii="Times New Roman" w:hAnsi="Times New Roman" w:cs="Times New Roman"/>
+          <w:b/>
+          <w:bCs/>
+        </w:rPr>
+      </w:pPr>
+    </w:p>
+    <w:p>
+      <w:pPr>
+        <w:spacing w:after="0"/>
+        <w:rPr>
+          <w:rFonts w:ascii="Times New Roman" w:hAnsi="Times New Roman" w:cs="Times New Roman"/>
+          <w:b/>
+          <w:bCs/>
+        </w:rPr>
+      </w:pPr>
+      <w:r>
+        <w:rPr>
+          <w:rFonts w:ascii="Times New Roman" w:hAnsi="Times New Roman" w:cs="Times New Roman"/>
+          <w:b/>
+          <w:bCs/>
+        </w:rPr>
+        <w:t>- Car</w:t>
+      </w:r>
+      <w:r>
+        <w:rPr>
+          <w:rFonts w:ascii="Times New Roman" w:hAnsi="Times New Roman" w:cs="Times New Roman"/>
+          <w:b/>
+          <w:bCs/>
+        </w:rPr>
         <w:t>á</w:t>
       </w:r>
       <w:r>
-        <w:t>tula</w:t>
-      </w:r>
-      <w:r>
-        <w:t xml:space="preserve">: </w:t>
+        <w:rPr>
+          <w:rFonts w:ascii="Times New Roman" w:hAnsi="Times New Roman" w:cs="Times New Roman"/>
+          <w:b/>
+          <w:bCs/>
+        </w:rPr>
+        <w:t xml:space="preserve">tula: </w:t>
       </w:r>
     </w:p>
     <w:p>
@@ -437,11 +577,20 @@
           <w:numId w:val="6"/>
         </w:numPr>
         <w:spacing w:after="0"/>
-      </w:pPr>
-      <w:r>
+        <w:rPr>
+          <w:rFonts w:ascii="Times New Roman" w:hAnsi="Times New Roman" w:cs="Times New Roman"/>
+        </w:rPr>
+      </w:pPr>
+      <w:r>
+        <w:rPr>
+          <w:rFonts w:ascii="Times New Roman" w:hAnsi="Times New Roman" w:cs="Times New Roman"/>
+        </w:rPr>
         <w:t>T</w:t>
       </w:r>
       <w:r>
+        <w:rPr>
+          <w:rFonts w:ascii="Times New Roman" w:hAnsi="Times New Roman" w:cs="Times New Roman"/>
+        </w:rPr>
         <w:t>ítulo</w:t>
       </w:r>
     </w:p>
@@ -453,11 +602,20 @@
           <w:numId w:val="6"/>
         </w:numPr>
         <w:spacing w:after="0"/>
-      </w:pPr>
-      <w:r>
+        <w:rPr>
+          <w:rFonts w:ascii="Times New Roman" w:hAnsi="Times New Roman" w:cs="Times New Roman"/>
+        </w:rPr>
+      </w:pPr>
+      <w:r>
+        <w:rPr>
+          <w:rFonts w:ascii="Times New Roman" w:hAnsi="Times New Roman" w:cs="Times New Roman"/>
+        </w:rPr>
         <w:t>C</w:t>
       </w:r>
       <w:r>
+        <w:rPr>
+          <w:rFonts w:ascii="Times New Roman" w:hAnsi="Times New Roman" w:cs="Times New Roman"/>
+        </w:rPr>
         <w:t>urso</w:t>
       </w:r>
     </w:p>
@@ -469,8 +627,14 @@
           <w:numId w:val="6"/>
         </w:numPr>
         <w:spacing w:after="0"/>
-      </w:pPr>
-      <w:r>
+        <w:rPr>
+          <w:rFonts w:ascii="Times New Roman" w:hAnsi="Times New Roman" w:cs="Times New Roman"/>
+        </w:rPr>
+      </w:pPr>
+      <w:r>
+        <w:rPr>
+          <w:rFonts w:ascii="Times New Roman" w:hAnsi="Times New Roman" w:cs="Times New Roman"/>
+        </w:rPr>
         <w:t>Tema seleccionado</w:t>
       </w:r>
     </w:p>
@@ -482,12 +646,27 @@
           <w:numId w:val="6"/>
         </w:numPr>
         <w:spacing w:after="0"/>
-      </w:pPr>
-      <w:r>
+        <w:rPr>
+          <w:rFonts w:ascii="Times New Roman" w:hAnsi="Times New Roman" w:cs="Times New Roman"/>
+        </w:rPr>
+      </w:pPr>
+      <w:r>
+        <w:rPr>
+          <w:rFonts w:ascii="Times New Roman" w:hAnsi="Times New Roman" w:cs="Times New Roman"/>
+        </w:rPr>
         <w:t>N</w:t>
       </w:r>
       <w:r>
-        <w:t>umero de grupo</w:t>
+        <w:rPr>
+          <w:rFonts w:ascii="Times New Roman" w:hAnsi="Times New Roman" w:cs="Times New Roman"/>
+        </w:rPr>
+        <w:t>ú</w:t>
+      </w:r>
+      <w:r>
+        <w:rPr>
+          <w:rFonts w:ascii="Times New Roman" w:hAnsi="Times New Roman" w:cs="Times New Roman"/>
+        </w:rPr>
+        <w:t>mero de grupo</w:t>
       </w:r>
     </w:p>
     <w:p>
@@ -498,15 +677,21 @@
           <w:numId w:val="6"/>
         </w:numPr>
         <w:spacing w:after="0"/>
-      </w:pPr>
-      <w:r>
+        <w:rPr>
+          <w:rFonts w:ascii="Times New Roman" w:hAnsi="Times New Roman" w:cs="Times New Roman"/>
+        </w:rPr>
+      </w:pPr>
+      <w:r>
+        <w:rPr>
+          <w:rFonts w:ascii="Times New Roman" w:hAnsi="Times New Roman" w:cs="Times New Roman"/>
+        </w:rPr>
         <w:t>I</w:t>
       </w:r>
       <w:r>
-        <w:t>ntegrantes</w:t>
-      </w:r>
-      <w:r>
-        <w:t xml:space="preserve"> del grupo</w:t>
+        <w:rPr>
+          <w:rFonts w:ascii="Times New Roman" w:hAnsi="Times New Roman" w:cs="Times New Roman"/>
+        </w:rPr>
+        <w:t>ntegrantes del grupo</w:t>
       </w:r>
     </w:p>
     <w:p>
@@ -517,43 +702,88 @@
           <w:numId w:val="6"/>
         </w:numPr>
         <w:spacing w:after="0"/>
-      </w:pPr>
-      <w:r>
+        <w:rPr>
+          <w:rFonts w:ascii="Times New Roman" w:hAnsi="Times New Roman" w:cs="Times New Roman"/>
+        </w:rPr>
+      </w:pPr>
+      <w:r>
+        <w:rPr>
+          <w:rFonts w:ascii="Times New Roman" w:hAnsi="Times New Roman" w:cs="Times New Roman"/>
+        </w:rPr>
         <w:t>F</w:t>
       </w:r>
       <w:r>
+        <w:rPr>
+          <w:rFonts w:ascii="Times New Roman" w:hAnsi="Times New Roman" w:cs="Times New Roman"/>
+        </w:rPr>
         <w:t xml:space="preserve">echa. </w:t>
       </w:r>
     </w:p>
     <w:p>
       <w:pPr>
         <w:spacing w:after="0"/>
-      </w:pPr>
-    </w:p>
-    <w:p>
-      <w:pPr>
-        <w:spacing w:after="0"/>
-      </w:pPr>
-      <w:r>
-        <w:t xml:space="preserve">- Introducción: </w:t>
-      </w:r>
-      <w:r>
+        <w:rPr>
+          <w:rFonts w:ascii="Times New Roman" w:hAnsi="Times New Roman" w:cs="Times New Roman"/>
+        </w:rPr>
+      </w:pPr>
+    </w:p>
+    <w:p>
+      <w:pPr>
+        <w:spacing w:after="0"/>
+        <w:rPr>
+          <w:rFonts w:ascii="Times New Roman" w:hAnsi="Times New Roman" w:cs="Times New Roman"/>
+        </w:rPr>
+      </w:pPr>
+      <w:r>
+        <w:rPr>
+          <w:rFonts w:ascii="Times New Roman" w:hAnsi="Times New Roman" w:cs="Times New Roman"/>
+          <w:b/>
+          <w:bCs/>
+        </w:rPr>
+        <w:t>- Introducción:</w:t>
+      </w:r>
+      <w:r>
+        <w:rPr>
+          <w:rFonts w:ascii="Times New Roman" w:hAnsi="Times New Roman" w:cs="Times New Roman"/>
+        </w:rPr>
+        <w:t xml:space="preserve"> </w:t>
+      </w:r>
+      <w:r>
+        <w:rPr>
+          <w:rFonts w:ascii="Times New Roman" w:hAnsi="Times New Roman" w:cs="Times New Roman"/>
+        </w:rPr>
         <w:t>P</w:t>
       </w:r>
       <w:r>
+        <w:rPr>
+          <w:rFonts w:ascii="Times New Roman" w:hAnsi="Times New Roman" w:cs="Times New Roman"/>
+        </w:rPr>
         <w:t>or qué se eligió el tema y su aplicación.</w:t>
       </w:r>
     </w:p>
     <w:p>
       <w:pPr>
         <w:spacing w:after="0"/>
-      </w:pPr>
-    </w:p>
-    <w:p>
-      <w:pPr>
-        <w:spacing w:after="0"/>
-      </w:pPr>
-      <w:r>
+        <w:rPr>
+          <w:rFonts w:ascii="Times New Roman" w:hAnsi="Times New Roman" w:cs="Times New Roman"/>
+        </w:rPr>
+      </w:pPr>
+    </w:p>
+    <w:p>
+      <w:pPr>
+        <w:spacing w:after="0"/>
+        <w:rPr>
+          <w:rFonts w:ascii="Times New Roman" w:hAnsi="Times New Roman" w:cs="Times New Roman"/>
+          <w:b/>
+          <w:bCs/>
+        </w:rPr>
+      </w:pPr>
+      <w:r>
+        <w:rPr>
+          <w:rFonts w:ascii="Times New Roman" w:hAnsi="Times New Roman" w:cs="Times New Roman"/>
+          <w:b/>
+          <w:bCs/>
+        </w:rPr>
         <w:t xml:space="preserve">- Planteamiento del problema: </w:t>
       </w:r>
     </w:p>
@@ -565,8 +795,14 @@
           <w:numId w:val="4"/>
         </w:numPr>
         <w:spacing w:after="0"/>
-      </w:pPr>
-      <w:r>
+        <w:rPr>
+          <w:rFonts w:ascii="Times New Roman" w:hAnsi="Times New Roman" w:cs="Times New Roman"/>
+        </w:rPr>
+      </w:pPr>
+      <w:r>
+        <w:rPr>
+          <w:rFonts w:ascii="Times New Roman" w:hAnsi="Times New Roman" w:cs="Times New Roman"/>
+        </w:rPr>
         <w:t xml:space="preserve">Deberán redactar de manera clara la situación a resolver. </w:t>
       </w:r>
     </w:p>
@@ -578,8 +814,14 @@
           <w:numId w:val="4"/>
         </w:numPr>
         <w:spacing w:after="0"/>
-      </w:pPr>
-      <w:r>
+        <w:rPr>
+          <w:rFonts w:ascii="Times New Roman" w:hAnsi="Times New Roman" w:cs="Times New Roman"/>
+        </w:rPr>
+      </w:pPr>
+      <w:r>
+        <w:rPr>
+          <w:rFonts w:ascii="Times New Roman" w:hAnsi="Times New Roman" w:cs="Times New Roman"/>
+        </w:rPr>
         <w:t xml:space="preserve">Explicar los datos iniciales, condiciones o supuestos que consideren necesarios. </w:t>
       </w:r>
     </w:p>
@@ -591,44 +833,83 @@
           <w:numId w:val="4"/>
         </w:numPr>
         <w:spacing w:after="0"/>
-      </w:pPr>
-      <w:r>
+        <w:rPr>
+          <w:rFonts w:ascii="Times New Roman" w:hAnsi="Times New Roman" w:cs="Times New Roman"/>
+        </w:rPr>
+      </w:pPr>
+      <w:r>
+        <w:rPr>
+          <w:rFonts w:ascii="Times New Roman" w:hAnsi="Times New Roman" w:cs="Times New Roman"/>
+        </w:rPr>
         <w:t xml:space="preserve">Justificar por qué resulta importante o útil abordar este problema. </w:t>
       </w:r>
     </w:p>
     <w:p>
       <w:pPr>
         <w:spacing w:after="0"/>
-      </w:pPr>
-    </w:p>
-    <w:p>
-      <w:pPr>
-        <w:spacing w:after="0"/>
-      </w:pPr>
-      <w:r>
-        <w:t xml:space="preserve">- Marco teórico: </w:t>
-      </w:r>
-      <w:r>
+        <w:rPr>
+          <w:rFonts w:ascii="Times New Roman" w:hAnsi="Times New Roman" w:cs="Times New Roman"/>
+        </w:rPr>
+      </w:pPr>
+    </w:p>
+    <w:p>
+      <w:pPr>
+        <w:spacing w:after="0"/>
+        <w:rPr>
+          <w:rFonts w:ascii="Times New Roman" w:hAnsi="Times New Roman" w:cs="Times New Roman"/>
+        </w:rPr>
+      </w:pPr>
+      <w:r>
+        <w:rPr>
+          <w:rFonts w:ascii="Times New Roman" w:hAnsi="Times New Roman" w:cs="Times New Roman"/>
+          <w:b/>
+          <w:bCs/>
+        </w:rPr>
+        <w:t>- Marco teórico:</w:t>
+      </w:r>
+      <w:r>
+        <w:rPr>
+          <w:rFonts w:ascii="Times New Roman" w:hAnsi="Times New Roman" w:cs="Times New Roman"/>
+        </w:rPr>
+        <w:t xml:space="preserve"> </w:t>
+      </w:r>
+      <w:r>
+        <w:rPr>
+          <w:rFonts w:ascii="Times New Roman" w:hAnsi="Times New Roman" w:cs="Times New Roman"/>
+        </w:rPr>
         <w:t>E</w:t>
       </w:r>
       <w:r>
+        <w:rPr>
+          <w:rFonts w:ascii="Times New Roman" w:hAnsi="Times New Roman" w:cs="Times New Roman"/>
+        </w:rPr>
         <w:t>xplicación breve del concepto matemático aplicado.</w:t>
       </w:r>
     </w:p>
     <w:p>
       <w:pPr>
         <w:spacing w:after="0"/>
-      </w:pPr>
-    </w:p>
-    <w:p>
-      <w:pPr>
-        <w:spacing w:after="0"/>
-      </w:pPr>
-      <w:r>
-        <w:t>- Desarrollo</w:t>
-      </w:r>
-      <w:r>
-        <w:t xml:space="preserve"> Matemático:</w:t>
+        <w:rPr>
+          <w:rFonts w:ascii="Times New Roman" w:hAnsi="Times New Roman" w:cs="Times New Roman"/>
+        </w:rPr>
+      </w:pPr>
+    </w:p>
+    <w:p>
+      <w:pPr>
+        <w:spacing w:after="0"/>
+        <w:rPr>
+          <w:rFonts w:ascii="Times New Roman" w:hAnsi="Times New Roman" w:cs="Times New Roman"/>
+          <w:b/>
+          <w:bCs/>
+        </w:rPr>
+      </w:pPr>
+      <w:r>
+        <w:rPr>
+          <w:rFonts w:ascii="Times New Roman" w:hAnsi="Times New Roman" w:cs="Times New Roman"/>
+          <w:b/>
+          <w:bCs/>
+        </w:rPr>
+        <w:t>- Desarrollo Matemático:</w:t>
       </w:r>
     </w:p>
     <w:p>
@@ -639,17 +920,26 @@
           <w:numId w:val="5"/>
         </w:numPr>
         <w:spacing w:after="0"/>
-      </w:pPr>
-      <w:r>
+        <w:rPr>
+          <w:rFonts w:ascii="Times New Roman" w:hAnsi="Times New Roman" w:cs="Times New Roman"/>
+        </w:rPr>
+      </w:pPr>
+      <w:r>
+        <w:rPr>
+          <w:rFonts w:ascii="Times New Roman" w:hAnsi="Times New Roman" w:cs="Times New Roman"/>
+        </w:rPr>
         <w:t>Resolver el problema aplicando el tema seleccionado, mostrando todos los pasos de manera ordenada</w:t>
       </w:r>
       <w:r>
-        <w:t xml:space="preserve"> (con cálculos, gráficos o software)</w:t>
-      </w:r>
-      <w:r>
-        <w:t xml:space="preserve"> </w:t>
-      </w:r>
-      <w:r>
+        <w:rPr>
+          <w:rFonts w:ascii="Times New Roman" w:hAnsi="Times New Roman" w:cs="Times New Roman"/>
+        </w:rPr>
+        <w:t xml:space="preserve"> (con cálculos, gráficos o software) </w:t>
+      </w:r>
+      <w:r>
+        <w:rPr>
+          <w:rFonts w:ascii="Times New Roman" w:hAnsi="Times New Roman" w:cs="Times New Roman"/>
+        </w:rPr>
         <w:t xml:space="preserve">según corresponda. </w:t>
       </w:r>
     </w:p>
@@ -661,103 +951,254 @@
           <w:numId w:val="5"/>
         </w:numPr>
         <w:spacing w:after="0"/>
-      </w:pPr>
-      <w:r>
+        <w:rPr>
+          <w:rFonts w:ascii="Times New Roman" w:hAnsi="Times New Roman" w:cs="Times New Roman"/>
+        </w:rPr>
+      </w:pPr>
+      <w:r>
+        <w:rPr>
+          <w:rFonts w:ascii="Times New Roman" w:hAnsi="Times New Roman" w:cs="Times New Roman"/>
+        </w:rPr>
         <w:t xml:space="preserve">El procedimiento debe ser claro y comprensible, no únicamente los resultados finales. </w:t>
       </w:r>
     </w:p>
     <w:p>
       <w:pPr>
         <w:spacing w:after="0"/>
-      </w:pPr>
-    </w:p>
-    <w:p>
-      <w:pPr>
-        <w:spacing w:after="0"/>
-      </w:pPr>
-      <w:r>
-        <w:t xml:space="preserve">- Resultados e interpretación: </w:t>
-      </w:r>
-      <w:r>
+        <w:rPr>
+          <w:rFonts w:ascii="Times New Roman" w:hAnsi="Times New Roman" w:cs="Times New Roman"/>
+        </w:rPr>
+      </w:pPr>
+    </w:p>
+    <w:p>
+      <w:pPr>
+        <w:spacing w:after="0"/>
+        <w:rPr>
+          <w:rFonts w:ascii="Times New Roman" w:hAnsi="Times New Roman" w:cs="Times New Roman"/>
+        </w:rPr>
+      </w:pPr>
+      <w:r>
+        <w:rPr>
+          <w:rFonts w:ascii="Times New Roman" w:hAnsi="Times New Roman" w:cs="Times New Roman"/>
+          <w:b/>
+          <w:bCs/>
+        </w:rPr>
+        <w:lastRenderedPageBreak/>
+        <w:t>- Resultados e interpretación:</w:t>
+      </w:r>
+      <w:r>
+        <w:rPr>
+          <w:rFonts w:ascii="Times New Roman" w:hAnsi="Times New Roman" w:cs="Times New Roman"/>
+        </w:rPr>
+        <w:t xml:space="preserve"> </w:t>
+      </w:r>
+      <w:r>
+        <w:rPr>
+          <w:rFonts w:ascii="Times New Roman" w:hAnsi="Times New Roman" w:cs="Times New Roman"/>
+        </w:rPr>
         <w:t>Q</w:t>
       </w:r>
       <w:r>
+        <w:rPr>
+          <w:rFonts w:ascii="Times New Roman" w:hAnsi="Times New Roman" w:cs="Times New Roman"/>
+        </w:rPr>
         <w:t xml:space="preserve">ué significan los resultados en la práctica. </w:t>
       </w:r>
     </w:p>
     <w:p>
       <w:pPr>
         <w:spacing w:after="0"/>
-      </w:pPr>
-    </w:p>
-    <w:p>
-      <w:pPr>
-        <w:spacing w:after="0"/>
-      </w:pPr>
-      <w:r>
-        <w:t xml:space="preserve">- Conclusiones: </w:t>
-      </w:r>
-      <w:r>
+        <w:rPr>
+          <w:rFonts w:ascii="Times New Roman" w:hAnsi="Times New Roman" w:cs="Times New Roman"/>
+        </w:rPr>
+      </w:pPr>
+    </w:p>
+    <w:p>
+      <w:pPr>
+        <w:spacing w:after="0"/>
+        <w:rPr>
+          <w:rFonts w:ascii="Times New Roman" w:hAnsi="Times New Roman" w:cs="Times New Roman"/>
+        </w:rPr>
+      </w:pPr>
+      <w:r>
+        <w:rPr>
+          <w:rFonts w:ascii="Times New Roman" w:hAnsi="Times New Roman" w:cs="Times New Roman"/>
+          <w:b/>
+          <w:bCs/>
+        </w:rPr>
+        <w:t>- Conclusiones:</w:t>
+      </w:r>
+      <w:r>
+        <w:rPr>
+          <w:rFonts w:ascii="Times New Roman" w:hAnsi="Times New Roman" w:cs="Times New Roman"/>
+        </w:rPr>
+        <w:t xml:space="preserve"> </w:t>
+      </w:r>
+      <w:r>
+        <w:rPr>
+          <w:rFonts w:ascii="Times New Roman" w:hAnsi="Times New Roman" w:cs="Times New Roman"/>
+        </w:rPr>
         <w:t>A</w:t>
       </w:r>
       <w:r>
+        <w:rPr>
+          <w:rFonts w:ascii="Times New Roman" w:hAnsi="Times New Roman" w:cs="Times New Roman"/>
+        </w:rPr>
         <w:t>prendizajes del proyecto.</w:t>
       </w:r>
     </w:p>
     <w:p>
       <w:pPr>
         <w:spacing w:after="0"/>
-      </w:pPr>
-    </w:p>
-    <w:p>
-      <w:pPr>
-        <w:spacing w:after="0"/>
-      </w:pPr>
-      <w:r>
-        <w:t>- Bibliografía: con normas APA Importante:</w:t>
-      </w:r>
-    </w:p>
-    <w:p>
-      <w:pPr>
-        <w:spacing w:after="0"/>
-      </w:pPr>
-    </w:p>
-    <w:p>
-      <w:pPr>
-        <w:spacing w:after="0"/>
-      </w:pPr>
-      <w:r>
-        <w:t>-Anexos (Si hubiera)</w:t>
-      </w:r>
-    </w:p>
-    <w:p>
-      <w:pPr>
-        <w:spacing w:after="0"/>
-      </w:pPr>
-    </w:p>
-    <w:p>
-      <w:pPr>
-        <w:spacing w:after="0"/>
-      </w:pPr>
-      <w:r>
-        <w:t xml:space="preserve"> No se acepta plagio. Todo contenido debe estar citado correctamente según APA.</w:t>
-      </w:r>
-    </w:p>
-    <w:p>
-      <w:pPr>
-        <w:spacing w:after="0"/>
-      </w:pPr>
-    </w:p>
-    <w:p>
-      <w:pPr>
-        <w:spacing w:after="0"/>
-        <w:rPr>
-          <w:b/>
-          <w:bCs/>
-        </w:rPr>
-      </w:pPr>
-      <w:r>
-        <w:rPr>
+        <w:rPr>
+          <w:rFonts w:ascii="Times New Roman" w:hAnsi="Times New Roman" w:cs="Times New Roman"/>
+        </w:rPr>
+      </w:pPr>
+    </w:p>
+    <w:p>
+      <w:pPr>
+        <w:spacing w:after="0"/>
+        <w:rPr>
+          <w:rFonts w:ascii="Times New Roman" w:hAnsi="Times New Roman" w:cs="Times New Roman"/>
+        </w:rPr>
+      </w:pPr>
+      <w:r>
+        <w:rPr>
+          <w:rFonts w:ascii="Times New Roman" w:hAnsi="Times New Roman" w:cs="Times New Roman"/>
+          <w:b/>
+          <w:bCs/>
+        </w:rPr>
+        <w:t xml:space="preserve">- Bibliografía: </w:t>
+      </w:r>
+      <w:r>
+        <w:rPr>
+          <w:rFonts w:ascii="Times New Roman" w:hAnsi="Times New Roman" w:cs="Times New Roman"/>
+        </w:rPr>
+        <w:t>con normas APA Importante:</w:t>
+      </w:r>
+    </w:p>
+    <w:p>
+      <w:pPr>
+        <w:spacing w:after="0"/>
+        <w:rPr>
+          <w:rFonts w:ascii="Times New Roman" w:hAnsi="Times New Roman" w:cs="Times New Roman"/>
+        </w:rPr>
+      </w:pPr>
+    </w:p>
+    <w:p>
+      <w:pPr>
+        <w:spacing w:after="0"/>
+        <w:rPr>
+          <w:rFonts w:ascii="Times New Roman" w:hAnsi="Times New Roman" w:cs="Times New Roman"/>
+        </w:rPr>
+      </w:pPr>
+      <w:r>
+        <w:rPr>
+          <w:rFonts w:ascii="Times New Roman" w:hAnsi="Times New Roman" w:cs="Times New Roman"/>
+          <w:b/>
+          <w:bCs/>
+        </w:rPr>
+        <w:t>-Anexos</w:t>
+      </w:r>
+      <w:r>
+        <w:rPr>
+          <w:rFonts w:ascii="Times New Roman" w:hAnsi="Times New Roman" w:cs="Times New Roman"/>
+        </w:rPr>
+        <w:t xml:space="preserve"> (Si hubiera)</w:t>
+      </w:r>
+    </w:p>
+    <w:p>
+      <w:pPr>
+        <w:spacing w:after="0"/>
+        <w:rPr>
+          <w:rFonts w:ascii="Times New Roman" w:hAnsi="Times New Roman" w:cs="Times New Roman"/>
+        </w:rPr>
+      </w:pPr>
+    </w:p>
+    <w:p>
+      <w:pPr>
+        <w:spacing w:after="0"/>
+        <w:rPr>
+          <w:rFonts w:ascii="Times New Roman" w:hAnsi="Times New Roman" w:cs="Times New Roman"/>
+        </w:rPr>
+      </w:pPr>
+      <w:r>
+        <w:rPr>
+          <w:rFonts w:ascii="Times New Roman" w:hAnsi="Times New Roman" w:cs="Times New Roman"/>
+          <w:b/>
+          <w:bCs/>
+        </w:rPr>
+        <w:t>-</w:t>
+      </w:r>
+      <w:r>
+        <w:rPr>
+          <w:rFonts w:ascii="Times New Roman" w:hAnsi="Times New Roman" w:cs="Times New Roman"/>
+          <w:b/>
+          <w:bCs/>
+        </w:rPr>
+        <w:t xml:space="preserve">Adjuntar Criterios de Evaluación </w:t>
+      </w:r>
+      <w:r>
+        <w:rPr>
+          <w:rFonts w:ascii="Times New Roman" w:hAnsi="Times New Roman" w:cs="Times New Roman"/>
+        </w:rPr>
+        <w:t>(</w:t>
+      </w:r>
+      <w:r>
+        <w:rPr>
+          <w:rFonts w:ascii="Times New Roman" w:hAnsi="Times New Roman" w:cs="Times New Roman"/>
+        </w:rPr>
+        <w:t>Presentada en esta guía</w:t>
+      </w:r>
+      <w:r>
+        <w:rPr>
+          <w:rFonts w:ascii="Times New Roman" w:hAnsi="Times New Roman" w:cs="Times New Roman"/>
+        </w:rPr>
+        <w:t>)</w:t>
+      </w:r>
+    </w:p>
+    <w:p>
+      <w:pPr>
+        <w:spacing w:after="0"/>
+        <w:rPr>
+          <w:rFonts w:ascii="Times New Roman" w:hAnsi="Times New Roman" w:cs="Times New Roman"/>
+        </w:rPr>
+      </w:pPr>
+    </w:p>
+    <w:p>
+      <w:pPr>
+        <w:spacing w:after="0"/>
+        <w:rPr>
+          <w:rFonts w:ascii="Times New Roman" w:hAnsi="Times New Roman" w:cs="Times New Roman"/>
+        </w:rPr>
+      </w:pPr>
+      <w:r>
+        <w:rPr>
+          <w:rFonts w:ascii="Times New Roman" w:hAnsi="Times New Roman" w:cs="Times New Roman"/>
+        </w:rPr>
+        <w:t>Todo contenido debe estar citado correctamente según APA.</w:t>
+      </w:r>
+    </w:p>
+    <w:p>
+      <w:pPr>
+        <w:spacing w:after="0"/>
+        <w:rPr>
+          <w:rFonts w:ascii="Times New Roman" w:hAnsi="Times New Roman" w:cs="Times New Roman"/>
+        </w:rPr>
+      </w:pPr>
+    </w:p>
+    <w:p>
+      <w:pPr>
+        <w:spacing w:after="0"/>
+        <w:rPr>
+          <w:rFonts w:ascii="Times New Roman" w:hAnsi="Times New Roman" w:cs="Times New Roman"/>
+          <w:b/>
+          <w:bCs/>
+        </w:rPr>
+      </w:pPr>
+      <w:r>
+        <w:rPr>
+          <w:rFonts w:ascii="Times New Roman" w:hAnsi="Times New Roman" w:cs="Times New Roman"/>
           <w:b/>
           <w:bCs/>
         </w:rPr>
@@ -767,133 +1208,971 @@
     <w:p>
       <w:pPr>
         <w:spacing w:after="0"/>
-      </w:pPr>
-    </w:p>
-    <w:p>
-      <w:pPr>
-        <w:spacing w:after="0"/>
-      </w:pPr>
-      <w:r>
+        <w:rPr>
+          <w:rFonts w:ascii="Times New Roman" w:hAnsi="Times New Roman" w:cs="Times New Roman"/>
+        </w:rPr>
+      </w:pPr>
+    </w:p>
+    <w:p>
+      <w:pPr>
+        <w:spacing w:after="0"/>
+        <w:rPr>
+          <w:rFonts w:ascii="Times New Roman" w:hAnsi="Times New Roman" w:cs="Times New Roman"/>
+        </w:rPr>
+      </w:pPr>
+      <w:r>
+        <w:rPr>
+          <w:rFonts w:ascii="Times New Roman" w:hAnsi="Times New Roman" w:cs="Times New Roman"/>
+        </w:rPr>
         <w:t xml:space="preserve">Además del informe, cada grupo deberá preparar una presentación (diapositivas) usar cualquier programa (PowerPoint, Google </w:t>
       </w:r>
       <w:proofErr w:type="spellStart"/>
       <w:r>
+        <w:rPr>
+          <w:rFonts w:ascii="Times New Roman" w:hAnsi="Times New Roman" w:cs="Times New Roman"/>
+        </w:rPr>
         <w:t>Slides</w:t>
       </w:r>
       <w:proofErr w:type="spellEnd"/>
       <w:r>
+        <w:rPr>
+          <w:rFonts w:ascii="Times New Roman" w:hAnsi="Times New Roman" w:cs="Times New Roman"/>
+        </w:rPr>
         <w:t xml:space="preserve">, </w:t>
       </w:r>
       <w:proofErr w:type="spellStart"/>
       <w:r>
+        <w:rPr>
+          <w:rFonts w:ascii="Times New Roman" w:hAnsi="Times New Roman" w:cs="Times New Roman"/>
+        </w:rPr>
         <w:t>Canva</w:t>
       </w:r>
       <w:proofErr w:type="spellEnd"/>
       <w:r>
+        <w:rPr>
+          <w:rFonts w:ascii="Times New Roman" w:hAnsi="Times New Roman" w:cs="Times New Roman"/>
+        </w:rPr>
         <w:t xml:space="preserve"> o similar) que incluya: </w:t>
       </w:r>
     </w:p>
     <w:p>
       <w:pPr>
-        <w:spacing w:after="0"/>
-      </w:pPr>
-      <w:r>
-        <w:t xml:space="preserve">- Introducción del tema y aplicación. </w:t>
-      </w:r>
-    </w:p>
-    <w:p>
-      <w:pPr>
-        <w:spacing w:after="0"/>
-      </w:pPr>
-      <w:r>
-        <w:t>- Explicación resumida del desarrollo matemático.</w:t>
-      </w:r>
-    </w:p>
-    <w:p>
-      <w:pPr>
-        <w:spacing w:after="0"/>
-      </w:pPr>
-      <w:r>
-        <w:t xml:space="preserve">- Gráficas, imágenes o simulaciones que apoyen la explicación. </w:t>
-      </w:r>
-    </w:p>
-    <w:p>
-      <w:pPr>
-        <w:spacing w:after="0"/>
-      </w:pPr>
-      <w:r>
-        <w:t xml:space="preserve">- Resultados y conclusiones. </w:t>
-      </w:r>
-    </w:p>
-    <w:p>
-      <w:pPr>
-        <w:spacing w:after="0"/>
-      </w:pPr>
-    </w:p>
-    <w:p>
-      <w:pPr>
-        <w:spacing w:after="0"/>
-        <w:rPr>
-          <w:b/>
-          <w:bCs/>
-        </w:rPr>
-      </w:pPr>
-      <w:r>
-        <w:rPr>
-          <w:b/>
-          <w:bCs/>
-        </w:rPr>
-        <w:t>Formato y Entrega:</w:t>
-      </w:r>
-    </w:p>
-    <w:p>
-      <w:pPr>
-        <w:spacing w:after="0"/>
-      </w:pPr>
-    </w:p>
-    <w:p>
-      <w:pPr>
-        <w:spacing w:after="0"/>
-      </w:pPr>
-    </w:p>
-    <w:p>
-      <w:pPr>
-        <w:spacing w:after="0"/>
-      </w:pPr>
-    </w:p>
-    <w:p>
-      <w:pPr>
-        <w:spacing w:after="0"/>
-      </w:pPr>
-    </w:p>
-    <w:p>
-      <w:pPr>
-        <w:spacing w:after="0"/>
-      </w:pPr>
-    </w:p>
-    <w:p>
-      <w:pPr>
-        <w:spacing w:after="0"/>
-      </w:pPr>
-    </w:p>
-    <w:p>
-      <w:pPr>
-        <w:spacing w:after="0"/>
-        <w:rPr>
+        <w:pStyle w:val="Prrafodelista"/>
+        <w:numPr>
+          <w:ilvl w:val="0"/>
+          <w:numId w:val="10"/>
+        </w:numPr>
+        <w:spacing w:after="0"/>
+        <w:rPr>
+          <w:rFonts w:ascii="Times New Roman" w:hAnsi="Times New Roman" w:cs="Times New Roman"/>
+        </w:rPr>
+      </w:pPr>
+      <w:r>
+        <w:rPr>
+          <w:rFonts w:ascii="Times New Roman" w:hAnsi="Times New Roman" w:cs="Times New Roman"/>
+        </w:rPr>
+        <w:t>Caratula General</w:t>
+      </w:r>
+    </w:p>
+    <w:p>
+      <w:pPr>
+        <w:pStyle w:val="Prrafodelista"/>
+        <w:numPr>
+          <w:ilvl w:val="0"/>
+          <w:numId w:val="10"/>
+        </w:numPr>
+        <w:spacing w:after="0"/>
+        <w:rPr>
+          <w:rFonts w:ascii="Times New Roman" w:hAnsi="Times New Roman" w:cs="Times New Roman"/>
+        </w:rPr>
+      </w:pPr>
+      <w:r>
+        <w:rPr>
+          <w:rFonts w:ascii="Times New Roman" w:hAnsi="Times New Roman" w:cs="Times New Roman"/>
+        </w:rPr>
+        <w:t xml:space="preserve">Introducción del tema y aplicación. </w:t>
+      </w:r>
+    </w:p>
+    <w:p>
+      <w:pPr>
+        <w:pStyle w:val="Prrafodelista"/>
+        <w:numPr>
+          <w:ilvl w:val="0"/>
+          <w:numId w:val="10"/>
+        </w:numPr>
+        <w:spacing w:after="0"/>
+        <w:rPr>
+          <w:rFonts w:ascii="Times New Roman" w:hAnsi="Times New Roman" w:cs="Times New Roman"/>
+        </w:rPr>
+      </w:pPr>
+      <w:r>
+        <w:rPr>
+          <w:rFonts w:ascii="Times New Roman" w:hAnsi="Times New Roman" w:cs="Times New Roman"/>
+        </w:rPr>
+        <w:t>Explicación resumida del desarrollo matemático.</w:t>
+      </w:r>
+    </w:p>
+    <w:p>
+      <w:pPr>
+        <w:pStyle w:val="Prrafodelista"/>
+        <w:numPr>
+          <w:ilvl w:val="0"/>
+          <w:numId w:val="10"/>
+        </w:numPr>
+        <w:spacing w:after="0"/>
+        <w:rPr>
+          <w:rFonts w:ascii="Times New Roman" w:hAnsi="Times New Roman" w:cs="Times New Roman"/>
+        </w:rPr>
+      </w:pPr>
+      <w:r>
+        <w:rPr>
+          <w:rFonts w:ascii="Times New Roman" w:hAnsi="Times New Roman" w:cs="Times New Roman"/>
+        </w:rPr>
+        <w:t xml:space="preserve">Gráficas, imágenes o simulaciones que apoyen la explicación. </w:t>
+      </w:r>
+    </w:p>
+    <w:p>
+      <w:pPr>
+        <w:pStyle w:val="Prrafodelista"/>
+        <w:numPr>
+          <w:ilvl w:val="0"/>
+          <w:numId w:val="10"/>
+        </w:numPr>
+        <w:spacing w:after="0"/>
+        <w:rPr>
+          <w:rFonts w:ascii="Times New Roman" w:hAnsi="Times New Roman" w:cs="Times New Roman"/>
+        </w:rPr>
+      </w:pPr>
+      <w:r>
+        <w:rPr>
+          <w:rFonts w:ascii="Times New Roman" w:hAnsi="Times New Roman" w:cs="Times New Roman"/>
+        </w:rPr>
+        <w:t xml:space="preserve">Resultados y conclusiones. </w:t>
+      </w:r>
+    </w:p>
+    <w:p>
+      <w:pPr>
+        <w:spacing w:after="0"/>
+        <w:rPr>
+          <w:rFonts w:ascii="Times New Roman" w:hAnsi="Times New Roman" w:cs="Times New Roman"/>
+        </w:rPr>
+      </w:pPr>
+    </w:p>
+    <w:p>
+      <w:pPr>
+        <w:spacing w:after="0"/>
+        <w:rPr>
+          <w:rFonts w:ascii="Times New Roman" w:hAnsi="Times New Roman" w:cs="Times New Roman"/>
+          <w:b/>
+          <w:bCs/>
+        </w:rPr>
+      </w:pPr>
+      <w:r>
+        <w:rPr>
+          <w:rFonts w:ascii="Times New Roman" w:hAnsi="Times New Roman" w:cs="Times New Roman"/>
+          <w:b/>
+          <w:bCs/>
+        </w:rPr>
+        <w:t xml:space="preserve">Entrega y </w:t>
+      </w:r>
+      <w:r>
+        <w:rPr>
+          <w:rFonts w:ascii="Times New Roman" w:hAnsi="Times New Roman" w:cs="Times New Roman"/>
+          <w:b/>
+          <w:bCs/>
+        </w:rPr>
+        <w:t>presentación del</w:t>
+      </w:r>
+      <w:r>
+        <w:rPr>
+          <w:rFonts w:ascii="Times New Roman" w:hAnsi="Times New Roman" w:cs="Times New Roman"/>
+          <w:b/>
+          <w:bCs/>
+        </w:rPr>
+        <w:t xml:space="preserve"> proyecto:</w:t>
+      </w:r>
+    </w:p>
+    <w:p>
+      <w:pPr>
+        <w:spacing w:after="0"/>
+        <w:rPr>
+          <w:rFonts w:ascii="Times New Roman" w:hAnsi="Times New Roman" w:cs="Times New Roman"/>
+          <w:b/>
+          <w:bCs/>
+        </w:rPr>
+      </w:pPr>
+    </w:p>
+    <w:p>
+      <w:pPr>
+        <w:pStyle w:val="Prrafodelista"/>
+        <w:numPr>
+          <w:ilvl w:val="0"/>
+          <w:numId w:val="11"/>
+        </w:numPr>
+        <w:spacing w:after="0"/>
+        <w:rPr>
+          <w:rFonts w:ascii="Times New Roman" w:hAnsi="Times New Roman" w:cs="Times New Roman"/>
+        </w:rPr>
+      </w:pPr>
+      <w:r>
+        <w:rPr>
+          <w:rFonts w:ascii="Times New Roman" w:hAnsi="Times New Roman" w:cs="Times New Roman"/>
+        </w:rPr>
+        <w:t>El informe deberá entregarse</w:t>
+      </w:r>
+      <w:r>
+        <w:rPr>
+          <w:rFonts w:ascii="Times New Roman" w:hAnsi="Times New Roman" w:cs="Times New Roman"/>
+        </w:rPr>
+        <w:t xml:space="preserve"> exclusivamente en formato físico</w:t>
+      </w:r>
+      <w:r>
+        <w:rPr>
+          <w:rFonts w:ascii="Times New Roman" w:hAnsi="Times New Roman" w:cs="Times New Roman"/>
+        </w:rPr>
+        <w:t xml:space="preserve">, con folder, gancho, tamaño carta, y </w:t>
+      </w:r>
+      <w:r>
+        <w:rPr>
+          <w:rFonts w:ascii="Times New Roman" w:hAnsi="Times New Roman" w:cs="Times New Roman"/>
+        </w:rPr>
+        <w:t>en formato APA</w:t>
+      </w:r>
+    </w:p>
+    <w:p>
+      <w:pPr>
+        <w:pStyle w:val="Prrafodelista"/>
+        <w:numPr>
+          <w:ilvl w:val="0"/>
+          <w:numId w:val="11"/>
+        </w:numPr>
+        <w:spacing w:after="0"/>
+        <w:rPr>
+          <w:rFonts w:ascii="Times New Roman" w:hAnsi="Times New Roman" w:cs="Times New Roman"/>
+        </w:rPr>
+      </w:pPr>
+      <w:r>
+        <w:rPr>
+          <w:rFonts w:ascii="Times New Roman" w:hAnsi="Times New Roman" w:cs="Times New Roman"/>
+        </w:rPr>
+        <w:t>En cuanto a la presentación</w:t>
+      </w:r>
+      <w:r>
+        <w:rPr>
+          <w:rFonts w:ascii="Times New Roman" w:hAnsi="Times New Roman" w:cs="Times New Roman"/>
+        </w:rPr>
+        <w:t xml:space="preserve"> debe</w:t>
+      </w:r>
+      <w:r>
+        <w:rPr>
+          <w:rFonts w:ascii="Times New Roman" w:hAnsi="Times New Roman" w:cs="Times New Roman"/>
+        </w:rPr>
+        <w:t xml:space="preserve"> entregarse en formato PDF o </w:t>
+      </w:r>
+      <w:r>
+        <w:rPr>
+          <w:rFonts w:ascii="Times New Roman" w:hAnsi="Times New Roman" w:cs="Times New Roman"/>
+        </w:rPr>
+        <w:t>pegando</w:t>
+      </w:r>
+      <w:r>
+        <w:rPr>
+          <w:rFonts w:ascii="Times New Roman" w:hAnsi="Times New Roman" w:cs="Times New Roman"/>
+        </w:rPr>
+        <w:t xml:space="preserve"> el enlace </w:t>
+      </w:r>
+      <w:r>
+        <w:rPr>
+          <w:rFonts w:ascii="Times New Roman" w:hAnsi="Times New Roman" w:cs="Times New Roman"/>
+        </w:rPr>
+        <w:t>público en</w:t>
+      </w:r>
+      <w:r>
+        <w:rPr>
+          <w:rFonts w:ascii="Times New Roman" w:hAnsi="Times New Roman" w:cs="Times New Roman"/>
+        </w:rPr>
+        <w:t xml:space="preserve"> el siguiente formulario. </w:t>
+      </w:r>
+    </w:p>
+    <w:p>
+      <w:pPr>
+        <w:pStyle w:val="Prrafodelista"/>
+        <w:numPr>
+          <w:ilvl w:val="1"/>
+          <w:numId w:val="11"/>
+        </w:numPr>
+        <w:spacing w:after="0"/>
+        <w:rPr>
+          <w:rFonts w:ascii="Times New Roman" w:hAnsi="Times New Roman" w:cs="Times New Roman"/>
+        </w:rPr>
+      </w:pPr>
+      <w:r>
+        <w:rPr>
+          <w:rFonts w:ascii="Times New Roman" w:hAnsi="Times New Roman" w:cs="Times New Roman"/>
+        </w:rPr>
+        <w:t xml:space="preserve">[  </w:t>
+      </w:r>
+      <w:hyperlink r:id="rId5" w:history="1">
+        <w:r>
+          <w:rPr>
+            <w:rStyle w:val="Hipervnculo"/>
+            <w:rFonts w:ascii="Times New Roman" w:hAnsi="Times New Roman" w:cs="Times New Roman"/>
+          </w:rPr>
+          <w:t>https://forms.gle/WtD3qPotdgF8WRFB6</w:t>
+        </w:r>
+      </w:hyperlink>
+      <w:r>
+        <w:rPr>
+          <w:rFonts w:ascii="Times New Roman" w:hAnsi="Times New Roman" w:cs="Times New Roman"/>
+        </w:rPr>
+        <w:t xml:space="preserve"> </w:t>
+      </w:r>
+      <w:r>
+        <w:rPr>
+          <w:rFonts w:ascii="Times New Roman" w:hAnsi="Times New Roman" w:cs="Times New Roman"/>
+        </w:rPr>
+        <w:t xml:space="preserve"> ]</w:t>
+      </w:r>
+    </w:p>
+    <w:p>
+      <w:pPr>
+        <w:pStyle w:val="Prrafodelista"/>
+        <w:numPr>
+          <w:ilvl w:val="1"/>
+          <w:numId w:val="11"/>
+        </w:numPr>
+        <w:spacing w:after="0"/>
+        <w:rPr>
+          <w:rFonts w:ascii="Times New Roman" w:hAnsi="Times New Roman" w:cs="Times New Roman"/>
+        </w:rPr>
+      </w:pPr>
+      <w:r>
+        <w:rPr>
+          <w:rFonts w:ascii="Times New Roman" w:hAnsi="Times New Roman" w:cs="Times New Roman"/>
+        </w:rPr>
+        <w:t>El enlace debe tener permiso “Cualquiera con el enlace puede ver”. Si está restringido, la entrega se considerará no válida.</w:t>
+      </w:r>
+    </w:p>
+    <w:p>
+      <w:pPr>
+        <w:pStyle w:val="Prrafodelista"/>
+        <w:numPr>
+          <w:ilvl w:val="0"/>
+          <w:numId w:val="11"/>
+        </w:numPr>
+        <w:spacing w:after="0"/>
+        <w:rPr>
+          <w:rFonts w:ascii="Times New Roman" w:hAnsi="Times New Roman" w:cs="Times New Roman"/>
+          <w:b/>
+          <w:bCs/>
+        </w:rPr>
+      </w:pPr>
+      <w:r>
+        <w:rPr>
+          <w:rFonts w:ascii="Times New Roman" w:hAnsi="Times New Roman" w:cs="Times New Roman"/>
+          <w:b/>
+          <w:bCs/>
+        </w:rPr>
+        <w:t>*</w:t>
+      </w:r>
+      <w:r>
+        <w:rPr>
+          <w:rFonts w:ascii="Times New Roman" w:hAnsi="Times New Roman" w:cs="Times New Roman"/>
+          <w:b/>
+          <w:bCs/>
+        </w:rPr>
+        <w:t xml:space="preserve">La fecha de entrega será para el jueves 23 de octubre, como fecha limite </w:t>
+      </w:r>
+    </w:p>
+    <w:p>
+      <w:pPr>
+        <w:pStyle w:val="Prrafodelista"/>
+        <w:numPr>
+          <w:ilvl w:val="0"/>
+          <w:numId w:val="11"/>
+        </w:numPr>
+        <w:spacing w:after="0"/>
+        <w:rPr>
+          <w:rFonts w:ascii="Times New Roman" w:hAnsi="Times New Roman" w:cs="Times New Roman"/>
+          <w:b/>
+          <w:bCs/>
+        </w:rPr>
+      </w:pPr>
+      <w:r>
+        <w:rPr>
+          <w:rFonts w:ascii="Times New Roman" w:hAnsi="Times New Roman" w:cs="Times New Roman"/>
+          <w:b/>
+          <w:bCs/>
+        </w:rPr>
+        <w:t>*Se valorará la creatividad y el orden en la presentación.</w:t>
+      </w:r>
+    </w:p>
+    <w:p>
+      <w:pPr>
+        <w:pStyle w:val="Default"/>
+        <w:numPr>
+          <w:ilvl w:val="0"/>
+          <w:numId w:val="11"/>
+        </w:numPr>
+        <w:rPr>
+          <w:rFonts w:ascii="Times New Roman" w:hAnsi="Times New Roman" w:cs="Times New Roman"/>
+          <w:sz w:val="22"/>
+          <w:szCs w:val="22"/>
+        </w:rPr>
+      </w:pPr>
+      <w:r>
+        <w:rPr>
+          <w:rFonts w:ascii="Times New Roman" w:hAnsi="Times New Roman" w:cs="Times New Roman"/>
+          <w:b/>
+          <w:bCs/>
+          <w:sz w:val="22"/>
+          <w:szCs w:val="22"/>
+        </w:rPr>
+        <w:t xml:space="preserve">*Importante 1: </w:t>
+      </w:r>
+      <w:r>
+        <w:rPr>
+          <w:rFonts w:ascii="Times New Roman" w:hAnsi="Times New Roman" w:cs="Times New Roman"/>
+          <w:sz w:val="22"/>
+          <w:szCs w:val="22"/>
+        </w:rPr>
+        <w:t xml:space="preserve">No se aceptarán proyectos duplicados. En caso de detectarse coincidencias totales o parciales entre los </w:t>
+      </w:r>
+      <w:r>
+        <w:rPr>
+          <w:rFonts w:ascii="Times New Roman" w:hAnsi="Times New Roman" w:cs="Times New Roman"/>
+          <w:sz w:val="22"/>
+          <w:szCs w:val="22"/>
+        </w:rPr>
+        <w:t>informes</w:t>
+      </w:r>
+      <w:r>
+        <w:rPr>
+          <w:rFonts w:ascii="Times New Roman" w:hAnsi="Times New Roman" w:cs="Times New Roman"/>
+          <w:sz w:val="22"/>
+          <w:szCs w:val="22"/>
+        </w:rPr>
+        <w:t xml:space="preserve"> presentados, dichos proyectos serán </w:t>
+      </w:r>
+      <w:r>
+        <w:rPr>
+          <w:rFonts w:ascii="Times New Roman" w:hAnsi="Times New Roman" w:cs="Times New Roman"/>
+          <w:b/>
+          <w:bCs/>
+          <w:sz w:val="22"/>
+          <w:szCs w:val="22"/>
+        </w:rPr>
+        <w:t>anulados</w:t>
+      </w:r>
+    </w:p>
+    <w:p>
+      <w:pPr>
+        <w:pStyle w:val="Prrafodelista"/>
+        <w:numPr>
+          <w:ilvl w:val="0"/>
+          <w:numId w:val="11"/>
+        </w:numPr>
+        <w:spacing w:after="0"/>
+        <w:rPr>
+          <w:rFonts w:ascii="Times New Roman" w:hAnsi="Times New Roman" w:cs="Times New Roman"/>
+        </w:rPr>
+      </w:pPr>
+      <w:r>
+        <w:rPr>
+          <w:rFonts w:ascii="Times New Roman" w:hAnsi="Times New Roman" w:cs="Times New Roman"/>
+          <w:b/>
+          <w:bCs/>
+        </w:rPr>
+        <w:t>*</w:t>
+      </w:r>
+      <w:r>
+        <w:rPr>
+          <w:rFonts w:ascii="Times New Roman" w:hAnsi="Times New Roman" w:cs="Times New Roman"/>
+          <w:b/>
+          <w:bCs/>
+        </w:rPr>
+        <w:t>Importante</w:t>
+      </w:r>
+      <w:r>
+        <w:rPr>
+          <w:rFonts w:ascii="Times New Roman" w:hAnsi="Times New Roman" w:cs="Times New Roman"/>
+          <w:b/>
+          <w:bCs/>
+        </w:rPr>
+        <w:t xml:space="preserve"> 2:</w:t>
+      </w:r>
+      <w:r>
+        <w:rPr>
+          <w:rFonts w:ascii="Times New Roman" w:hAnsi="Times New Roman" w:cs="Times New Roman"/>
+        </w:rPr>
+        <w:t xml:space="preserve"> L</w:t>
+      </w:r>
+      <w:r>
+        <w:rPr>
+          <w:rFonts w:ascii="Times New Roman" w:hAnsi="Times New Roman" w:cs="Times New Roman"/>
+        </w:rPr>
+        <w:t>a</w:t>
+      </w:r>
+      <w:r>
+        <w:rPr>
+          <w:rFonts w:ascii="Times New Roman" w:hAnsi="Times New Roman" w:cs="Times New Roman"/>
+        </w:rPr>
+        <w:t xml:space="preserve"> presentación deberá estar </w:t>
+      </w:r>
+      <w:r>
+        <w:rPr>
+          <w:rFonts w:ascii="Times New Roman" w:hAnsi="Times New Roman" w:cs="Times New Roman"/>
+        </w:rPr>
+        <w:t>adjunta</w:t>
+      </w:r>
+      <w:r>
+        <w:rPr>
+          <w:rFonts w:ascii="Times New Roman" w:hAnsi="Times New Roman" w:cs="Times New Roman"/>
+        </w:rPr>
+        <w:t xml:space="preserve"> en el formulario (</w:t>
+      </w:r>
+      <w:proofErr w:type="spellStart"/>
+      <w:r>
+        <w:rPr>
+          <w:rFonts w:ascii="Times New Roman" w:hAnsi="Times New Roman" w:cs="Times New Roman"/>
+        </w:rPr>
+        <w:t>Forms</w:t>
+      </w:r>
+      <w:proofErr w:type="spellEnd"/>
+      <w:r>
+        <w:rPr>
+          <w:rFonts w:ascii="Times New Roman" w:hAnsi="Times New Roman" w:cs="Times New Roman"/>
+        </w:rPr>
+        <w:t xml:space="preserve">) antes o, como máximo, al momento de entregar el informe físico en </w:t>
+      </w:r>
+      <w:r>
+        <w:rPr>
+          <w:rFonts w:ascii="Times New Roman" w:hAnsi="Times New Roman" w:cs="Times New Roman"/>
+        </w:rPr>
+        <w:t>la fecha estipulada.</w:t>
+      </w:r>
+    </w:p>
+    <w:p>
+      <w:pPr>
+        <w:pStyle w:val="Default"/>
+        <w:numPr>
+          <w:ilvl w:val="0"/>
+          <w:numId w:val="11"/>
+        </w:numPr>
+        <w:rPr>
+          <w:rFonts w:ascii="Times New Roman" w:hAnsi="Times New Roman" w:cs="Times New Roman"/>
+        </w:rPr>
+      </w:pPr>
+      <w:r>
+        <w:rPr>
+          <w:rFonts w:ascii="Times New Roman" w:hAnsi="Times New Roman" w:cs="Times New Roman"/>
+          <w:b/>
+          <w:bCs/>
+          <w:sz w:val="22"/>
+          <w:szCs w:val="22"/>
+        </w:rPr>
+        <w:t>*Importante</w:t>
+      </w:r>
+      <w:r>
+        <w:rPr>
+          <w:rFonts w:ascii="Times New Roman" w:hAnsi="Times New Roman" w:cs="Times New Roman"/>
+          <w:b/>
+          <w:bCs/>
+          <w:sz w:val="22"/>
+          <w:szCs w:val="22"/>
+        </w:rPr>
+        <w:t xml:space="preserve"> 3: </w:t>
+      </w:r>
+      <w:r>
+        <w:rPr>
+          <w:rFonts w:ascii="Times New Roman" w:hAnsi="Times New Roman" w:cs="Times New Roman"/>
+          <w:b/>
+          <w:bCs/>
+          <w:sz w:val="22"/>
+          <w:szCs w:val="22"/>
+        </w:rPr>
+        <w:t xml:space="preserve"> </w:t>
+      </w:r>
+      <w:r>
+        <w:rPr>
+          <w:rFonts w:ascii="Times New Roman" w:hAnsi="Times New Roman" w:cs="Times New Roman"/>
+          <w:sz w:val="22"/>
+          <w:szCs w:val="22"/>
+        </w:rPr>
+        <w:t>E</w:t>
+      </w:r>
+      <w:r>
+        <w:rPr>
+          <w:rFonts w:ascii="Times New Roman" w:hAnsi="Times New Roman" w:cs="Times New Roman"/>
+          <w:sz w:val="22"/>
+          <w:szCs w:val="22"/>
+        </w:rPr>
+        <w:t>n el informe</w:t>
+      </w:r>
+      <w:r>
+        <w:rPr>
+          <w:rFonts w:ascii="Times New Roman" w:hAnsi="Times New Roman" w:cs="Times New Roman"/>
+          <w:sz w:val="22"/>
+          <w:szCs w:val="22"/>
+        </w:rPr>
+        <w:t xml:space="preserve"> </w:t>
+      </w:r>
+      <w:r>
+        <w:rPr>
+          <w:rFonts w:ascii="Times New Roman" w:hAnsi="Times New Roman" w:cs="Times New Roman"/>
+          <w:sz w:val="22"/>
+          <w:szCs w:val="22"/>
+        </w:rPr>
+        <w:t xml:space="preserve">se debe de incluir como </w:t>
+      </w:r>
+      <w:r>
+        <w:rPr>
+          <w:rFonts w:ascii="Times New Roman" w:hAnsi="Times New Roman" w:cs="Times New Roman"/>
+          <w:sz w:val="22"/>
+          <w:szCs w:val="22"/>
+        </w:rPr>
+        <w:t>última</w:t>
+      </w:r>
+      <w:r>
+        <w:rPr>
+          <w:rFonts w:ascii="Times New Roman" w:hAnsi="Times New Roman" w:cs="Times New Roman"/>
+          <w:sz w:val="22"/>
+          <w:szCs w:val="22"/>
+        </w:rPr>
+        <w:t xml:space="preserve"> </w:t>
+      </w:r>
+      <w:r>
+        <w:rPr>
+          <w:rFonts w:ascii="Times New Roman" w:hAnsi="Times New Roman" w:cs="Times New Roman"/>
+          <w:sz w:val="22"/>
+          <w:szCs w:val="22"/>
+        </w:rPr>
+        <w:t>página</w:t>
+      </w:r>
+      <w:r>
+        <w:rPr>
+          <w:rFonts w:ascii="Times New Roman" w:hAnsi="Times New Roman" w:cs="Times New Roman"/>
+          <w:sz w:val="22"/>
+          <w:szCs w:val="22"/>
+        </w:rPr>
+        <w:t xml:space="preserve"> </w:t>
+      </w:r>
+      <w:r>
+        <w:rPr>
+          <w:rFonts w:ascii="Times New Roman" w:hAnsi="Times New Roman" w:cs="Times New Roman"/>
+          <w:sz w:val="22"/>
+          <w:szCs w:val="22"/>
+        </w:rPr>
+        <w:t>el criterio de evaluación</w:t>
+      </w:r>
+      <w:r>
+        <w:rPr>
+          <w:rFonts w:ascii="Times New Roman" w:hAnsi="Times New Roman" w:cs="Times New Roman"/>
+          <w:sz w:val="22"/>
+          <w:szCs w:val="22"/>
+        </w:rPr>
+        <w:t xml:space="preserve"> presentada en esta guía. </w:t>
+      </w:r>
+    </w:p>
+    <w:p>
+      <w:pPr>
+        <w:pStyle w:val="Prrafodelista"/>
+        <w:spacing w:after="0"/>
+        <w:rPr>
+          <w:rFonts w:ascii="Times New Roman" w:hAnsi="Times New Roman" w:cs="Times New Roman"/>
+        </w:rPr>
+      </w:pPr>
+    </w:p>
+    <w:p>
+      <w:pPr>
+        <w:spacing w:after="0"/>
+        <w:rPr>
+          <w:rFonts w:ascii="Times New Roman" w:hAnsi="Times New Roman" w:cs="Times New Roman"/>
+        </w:rPr>
+      </w:pPr>
+    </w:p>
+    <w:p>
+      <w:pPr>
+        <w:spacing w:after="0"/>
+        <w:rPr>
+          <w:rFonts w:ascii="Times New Roman" w:hAnsi="Times New Roman" w:cs="Times New Roman"/>
+          <w:b/>
+          <w:bCs/>
+        </w:rPr>
+      </w:pPr>
+    </w:p>
+    <w:p>
+      <w:pPr>
+        <w:spacing w:after="0"/>
+        <w:rPr>
+          <w:rFonts w:ascii="Times New Roman" w:hAnsi="Times New Roman" w:cs="Times New Roman"/>
+          <w:b/>
+          <w:bCs/>
+        </w:rPr>
+      </w:pPr>
+    </w:p>
+    <w:p>
+      <w:pPr>
+        <w:spacing w:after="0"/>
+        <w:rPr>
+          <w:rFonts w:ascii="Times New Roman" w:hAnsi="Times New Roman" w:cs="Times New Roman"/>
+          <w:b/>
+          <w:bCs/>
+        </w:rPr>
+      </w:pPr>
+    </w:p>
+    <w:p>
+      <w:pPr>
+        <w:spacing w:after="0"/>
+        <w:rPr>
+          <w:rFonts w:ascii="Times New Roman" w:hAnsi="Times New Roman" w:cs="Times New Roman"/>
+          <w:b/>
+          <w:bCs/>
+        </w:rPr>
+      </w:pPr>
+    </w:p>
+    <w:p>
+      <w:pPr>
+        <w:spacing w:after="0"/>
+        <w:rPr>
+          <w:rFonts w:ascii="Times New Roman" w:hAnsi="Times New Roman" w:cs="Times New Roman"/>
+          <w:b/>
+          <w:bCs/>
+        </w:rPr>
+      </w:pPr>
+    </w:p>
+    <w:p>
+      <w:pPr>
+        <w:spacing w:after="0"/>
+        <w:rPr>
+          <w:rFonts w:ascii="Times New Roman" w:hAnsi="Times New Roman" w:cs="Times New Roman"/>
+          <w:b/>
+          <w:bCs/>
+        </w:rPr>
+      </w:pPr>
+    </w:p>
+    <w:p>
+      <w:pPr>
+        <w:spacing w:after="0"/>
+        <w:rPr>
+          <w:rFonts w:ascii="Times New Roman" w:hAnsi="Times New Roman" w:cs="Times New Roman"/>
+          <w:b/>
+          <w:bCs/>
+        </w:rPr>
+      </w:pPr>
+    </w:p>
+    <w:p>
+      <w:pPr>
+        <w:spacing w:after="0"/>
+        <w:rPr>
+          <w:rFonts w:ascii="Times New Roman" w:hAnsi="Times New Roman" w:cs="Times New Roman"/>
+          <w:b/>
+          <w:bCs/>
+        </w:rPr>
+      </w:pPr>
+    </w:p>
+    <w:p>
+      <w:pPr>
+        <w:spacing w:after="0"/>
+        <w:rPr>
+          <w:rFonts w:ascii="Times New Roman" w:hAnsi="Times New Roman" w:cs="Times New Roman"/>
+          <w:b/>
+          <w:bCs/>
+        </w:rPr>
+      </w:pPr>
+    </w:p>
+    <w:p>
+      <w:pPr>
+        <w:spacing w:after="0"/>
+        <w:rPr>
+          <w:rFonts w:ascii="Times New Roman" w:hAnsi="Times New Roman" w:cs="Times New Roman"/>
+          <w:b/>
+          <w:bCs/>
+        </w:rPr>
+      </w:pPr>
+    </w:p>
+    <w:p>
+      <w:pPr>
+        <w:spacing w:after="0"/>
+        <w:rPr>
+          <w:rFonts w:ascii="Times New Roman" w:hAnsi="Times New Roman" w:cs="Times New Roman"/>
+          <w:b/>
+          <w:bCs/>
+        </w:rPr>
+      </w:pPr>
+    </w:p>
+    <w:p>
+      <w:pPr>
+        <w:spacing w:after="0"/>
+        <w:rPr>
+          <w:rFonts w:ascii="Times New Roman" w:hAnsi="Times New Roman" w:cs="Times New Roman"/>
+          <w:b/>
+          <w:bCs/>
+        </w:rPr>
+      </w:pPr>
+    </w:p>
+    <w:p>
+      <w:pPr>
+        <w:spacing w:after="0"/>
+        <w:rPr>
+          <w:rFonts w:ascii="Times New Roman" w:hAnsi="Times New Roman" w:cs="Times New Roman"/>
+          <w:b/>
+          <w:bCs/>
+        </w:rPr>
+      </w:pPr>
+    </w:p>
+    <w:p>
+      <w:pPr>
+        <w:spacing w:after="0"/>
+        <w:ind w:firstLine="708"/>
+        <w:rPr>
+          <w:rFonts w:ascii="Times New Roman" w:hAnsi="Times New Roman" w:cs="Times New Roman"/>
+          <w:b/>
+          <w:bCs/>
           <w:lang w:val="es-MX"/>
         </w:rPr>
       </w:pPr>
     </w:p>
     <w:p>
       <w:pPr>
-        <w:rPr>
+        <w:spacing w:after="0"/>
+        <w:jc w:val="center"/>
+        <w:rPr>
+          <w:rFonts w:ascii="Times New Roman" w:hAnsi="Times New Roman" w:cs="Times New Roman"/>
+          <w:b/>
+          <w:bCs/>
+          <w:lang w:val="es-MX"/>
+        </w:rPr>
+      </w:pPr>
+      <w:r>
+        <w:rPr>
+          <w:rFonts w:ascii="Times New Roman" w:hAnsi="Times New Roman" w:cs="Times New Roman"/>
+          <w:b/>
+          <w:bCs/>
+          <w:lang w:val="es-MX"/>
+        </w:rPr>
+        <w:t>Proyecto Final</w:t>
+      </w:r>
+    </w:p>
+    <w:p>
+      <w:pPr>
+        <w:spacing w:after="0"/>
+        <w:ind w:firstLine="360"/>
+        <w:rPr>
+          <w:rFonts w:ascii="Times New Roman" w:hAnsi="Times New Roman" w:cs="Times New Roman"/>
+          <w:b/>
+          <w:bCs/>
+        </w:rPr>
+      </w:pPr>
+    </w:p>
+    <w:p>
+      <w:pPr>
+        <w:spacing w:after="0"/>
+        <w:ind w:firstLine="708"/>
+        <w:rPr>
+          <w:rFonts w:ascii="Times New Roman" w:hAnsi="Times New Roman" w:cs="Times New Roman"/>
+        </w:rPr>
+      </w:pPr>
+      <w:r>
+        <w:rPr>
+          <w:rFonts w:ascii="Times New Roman" w:hAnsi="Times New Roman" w:cs="Times New Roman"/>
+          <w:b/>
+          <w:bCs/>
+        </w:rPr>
+        <w:t xml:space="preserve">Criterios de Evaluación  </w:t>
+      </w:r>
+    </w:p>
+    <w:p>
+      <w:pPr>
+        <w:spacing w:after="0"/>
+        <w:rPr>
+          <w:rFonts w:ascii="Times New Roman" w:hAnsi="Times New Roman" w:cs="Times New Roman"/>
+        </w:rPr>
+      </w:pPr>
+    </w:p>
+    <w:p>
+      <w:pPr>
+        <w:spacing w:after="0"/>
+        <w:ind w:left="360"/>
+        <w:rPr>
+          <w:rFonts w:ascii="Times New Roman" w:hAnsi="Times New Roman" w:cs="Times New Roman"/>
+        </w:rPr>
+      </w:pPr>
+      <w:r>
+        <w:rPr>
+          <w:rFonts w:ascii="Times New Roman" w:hAnsi="Times New Roman" w:cs="Times New Roman"/>
+          <w:noProof/>
+        </w:rPr>
+        <w:drawing>
+          <wp:inline distT="0" distB="0" distL="0" distR="0" wp14:anchorId="35E09B17" wp14:editId="3C08F6FA">
+            <wp:extent cx="6008068" cy="3044142"/>
+            <wp:effectExtent l="0" t="0" r="0" b="4445"/>
+            <wp:docPr id="1263770751" name="Imagen 1"/>
+            <wp:cNvGraphicFramePr>
+              <a:graphicFrameLocks xmlns:a="http://schemas.openxmlformats.org/drawingml/2006/main" noChangeAspect="1"/>
+            </wp:cNvGraphicFramePr>
+            <a:graphic xmlns:a="http://schemas.openxmlformats.org/drawingml/2006/main">
+              <a:graphicData uri="http://schemas.openxmlformats.org/drawingml/2006/picture">
+                <pic:pic xmlns:pic="http://schemas.openxmlformats.org/drawingml/2006/picture">
+                  <pic:nvPicPr>
+                    <pic:cNvPr id="0" name="Picture 1"/>
+                    <pic:cNvPicPr>
+                      <a:picLocks noChangeAspect="1" noChangeArrowheads="1"/>
+                    </pic:cNvPicPr>
+                  </pic:nvPicPr>
+                  <pic:blipFill>
+                    <a:blip r:embed="rId6">
+                      <a:extLst>
+                        <a:ext uri="{28A0092B-C50C-407E-A947-70E740481C1C}">
+                          <a14:useLocalDpi xmlns:a14="http://schemas.microsoft.com/office/drawing/2010/main" val="0"/>
+                        </a:ext>
+                      </a:extLst>
+                    </a:blip>
+                    <a:srcRect/>
+                    <a:stretch>
+                      <a:fillRect/>
+                    </a:stretch>
+                  </pic:blipFill>
+                  <pic:spPr bwMode="auto">
+                    <a:xfrm>
+                      <a:off x="0" y="0"/>
+                      <a:ext cx="6015121" cy="3047716"/>
+                    </a:xfrm>
+                    <a:prstGeom prst="rect">
+                      <a:avLst/>
+                    </a:prstGeom>
+                    <a:noFill/>
+                    <a:ln>
+                      <a:noFill/>
+                    </a:ln>
+                  </pic:spPr>
+                </pic:pic>
+              </a:graphicData>
+            </a:graphic>
+          </wp:inline>
+        </w:drawing>
+      </w:r>
+    </w:p>
+    <w:p>
+      <w:pPr>
+        <w:spacing w:after="0"/>
+        <w:rPr>
+          <w:rFonts w:ascii="Times New Roman" w:hAnsi="Times New Roman" w:cs="Times New Roman"/>
+          <w:lang w:val="es-MX"/>
+        </w:rPr>
+      </w:pPr>
+    </w:p>
+    <w:p>
+      <w:pPr>
+        <w:rPr>
+          <w:rFonts w:ascii="Times New Roman" w:hAnsi="Times New Roman" w:cs="Times New Roman"/>
           <w:lang w:val="es-MX"/>
         </w:rPr>
       </w:pPr>
     </w:p>
     <w:sectPr>
       <w:pgSz w:w="12240" w:h="15840"/>
-      <w:pgMar w:top="1417" w:right="1701" w:bottom="1417" w:left="1701" w:header="708" w:footer="708" w:gutter="0"/>
+      <w:pgMar w:top="720" w:right="720" w:bottom="720" w:left="1134" w:header="709" w:footer="709" w:gutter="0"/>
       <w:cols w:space="708"/>
       <w:docGrid w:linePitch="360"/>
     </w:sectPr>
@@ -904,6 +2183,458 @@
 <file path=word/numbering.xml><?xml version="1.0" encoding="utf-8"?>
 <w:numbering xmlns:wpc="http://schemas.microsoft.com/office/word/2010/wordprocessingCanvas" xmlns:cx="http://schemas.microsoft.com/office/drawing/2014/chartex" xmlns:cx1="http://schemas.microsoft.com/office/drawing/2015/9/8/chartex" xmlns:cx2="http://schemas.microsoft.com/office/drawing/2015/10/21/chartex" xmlns:cx3="http://schemas.microsoft.com/office/drawing/2016/5/9/chartex" xmlns:cx4="http://schemas.microsoft.com/office/drawing/2016/5/10/chartex" xmlns:cx5="http://schemas.microsoft.com/office/drawing/2016/5/11/chartex" xmlns:cx6="http://schemas.microsoft.com/office/drawing/2016/5/12/chartex" xmlns:cx7="http://schemas.microsoft.com/office/drawing/2016/5/13/chartex" xmlns:cx8="http://schemas.microsoft.com/office/drawing/2016/5/14/chartex" xmlns:mc="http://schemas.openxmlformats.org/markup-compatibility/2006" xmlns:aink="http://schemas.microsoft.com/office/drawing/2016/ink" xmlns:am3d="http://schemas.microsoft.com/office/drawing/2017/model3d" xmlns:o="urn:schemas-microsoft-com:office:office" xmlns:oel="http://schemas.microsoft.com/office/2019/extlst" xmlns:r="http://schemas.openxmlformats.org/officeDocument/2006/relationships" xmlns:m="http://schemas.openxmlformats.org/officeDocument/2006/math" xmlns:v="urn:schemas-microsoft-com:vml" xmlns:wp14="http://schemas.microsoft.com/office/word/2010/wordprocessingDrawing" xmlns:wp="http://schemas.openxmlformats.org/drawingml/2006/wordprocessingDrawing" xmlns:w10="urn:schemas-microsoft-com:office:word" xmlns:w="http://schemas.openxmlformats.org/wordprocessingml/2006/main" xmlns:w14="http://schemas.microsoft.com/office/word/2010/wordml" xmlns:w15="http://schemas.microsoft.com/office/word/2012/wordml" xmlns:w16cex="http://schemas.microsoft.com/office/word/2018/wordml/cex" xmlns:w16cid="http://schemas.microsoft.com/office/word/2016/wordml/cid" xmlns:w16="http://schemas.microsoft.com/office/word/2018/wordml" xmlns:w16du="http://schemas.microsoft.com/office/word/2023/wordml/word16du" xmlns:w16sdtdh="http://schemas.microsoft.com/office/word/2020/wordml/sdtdatahash" xmlns:w16sdtfl="http://schemas.microsoft.com/office/word/2024/wordml/sdtformatlock" xmlns:w16se="http://schemas.microsoft.com/office/word/2015/wordml/symex" xmlns:wpg="http://schemas.microsoft.com/office/word/2010/wordprocessingGroup" xmlns:wpi="http://schemas.microsoft.com/office/word/2010/wordprocessingInk" xmlns:wne="http://schemas.microsoft.com/office/word/2006/wordml" xmlns:wps="http://schemas.microsoft.com/office/word/2010/wordprocessingShape" mc:Ignorable="w14 w15 w16se w16cid w16 w16cex w16sdtdh w16sdtfl w16du wp14">
   <w:abstractNum w:abstractNumId="0" w15:restartNumberingAfterBreak="0">
+    <w:nsid w:val="00573FD5"/>
+    <w:multiLevelType w:val="hybridMultilevel"/>
+    <w:tmpl w:val="FF10D7E0"/>
+    <w:lvl w:ilvl="0" w:tplc="100A0001">
+      <w:start w:val="1"/>
+      <w:numFmt w:val="bullet"/>
+      <w:lvlText w:val=""/>
+      <w:lvlJc w:val="left"/>
+      <w:pPr>
+        <w:ind w:left="720" w:hanging="360"/>
+      </w:pPr>
+      <w:rPr>
+        <w:rFonts w:ascii="Symbol" w:hAnsi="Symbol" w:hint="default"/>
+      </w:rPr>
+    </w:lvl>
+    <w:lvl w:ilvl="1" w:tplc="100A0003" w:tentative="1">
+      <w:start w:val="1"/>
+      <w:numFmt w:val="bullet"/>
+      <w:lvlText w:val="o"/>
+      <w:lvlJc w:val="left"/>
+      <w:pPr>
+        <w:ind w:left="1440" w:hanging="360"/>
+      </w:pPr>
+      <w:rPr>
+        <w:rFonts w:ascii="Courier New" w:hAnsi="Courier New" w:cs="Courier New" w:hint="default"/>
+      </w:rPr>
+    </w:lvl>
+    <w:lvl w:ilvl="2" w:tplc="100A0005" w:tentative="1">
+      <w:start w:val="1"/>
+      <w:numFmt w:val="bullet"/>
+      <w:lvlText w:val=""/>
+      <w:lvlJc w:val="left"/>
+      <w:pPr>
+        <w:ind w:left="2160" w:hanging="360"/>
+      </w:pPr>
+      <w:rPr>
+        <w:rFonts w:ascii="Wingdings" w:hAnsi="Wingdings" w:hint="default"/>
+      </w:rPr>
+    </w:lvl>
+    <w:lvl w:ilvl="3" w:tplc="100A0001" w:tentative="1">
+      <w:start w:val="1"/>
+      <w:numFmt w:val="bullet"/>
+      <w:lvlText w:val=""/>
+      <w:lvlJc w:val="left"/>
+      <w:pPr>
+        <w:ind w:left="2880" w:hanging="360"/>
+      </w:pPr>
+      <w:rPr>
+        <w:rFonts w:ascii="Symbol" w:hAnsi="Symbol" w:hint="default"/>
+      </w:rPr>
+    </w:lvl>
+    <w:lvl w:ilvl="4" w:tplc="100A0003" w:tentative="1">
+      <w:start w:val="1"/>
+      <w:numFmt w:val="bullet"/>
+      <w:lvlText w:val="o"/>
+      <w:lvlJc w:val="left"/>
+      <w:pPr>
+        <w:ind w:left="3600" w:hanging="360"/>
+      </w:pPr>
+      <w:rPr>
+        <w:rFonts w:ascii="Courier New" w:hAnsi="Courier New" w:cs="Courier New" w:hint="default"/>
+      </w:rPr>
+    </w:lvl>
+    <w:lvl w:ilvl="5" w:tplc="100A0005" w:tentative="1">
+      <w:start w:val="1"/>
+      <w:numFmt w:val="bullet"/>
+      <w:lvlText w:val=""/>
+      <w:lvlJc w:val="left"/>
+      <w:pPr>
+        <w:ind w:left="4320" w:hanging="360"/>
+      </w:pPr>
+      <w:rPr>
+        <w:rFonts w:ascii="Wingdings" w:hAnsi="Wingdings" w:hint="default"/>
+      </w:rPr>
+    </w:lvl>
+    <w:lvl w:ilvl="6" w:tplc="100A0001" w:tentative="1">
+      <w:start w:val="1"/>
+      <w:numFmt w:val="bullet"/>
+      <w:lvlText w:val=""/>
+      <w:lvlJc w:val="left"/>
+      <w:pPr>
+        <w:ind w:left="5040" w:hanging="360"/>
+      </w:pPr>
+      <w:rPr>
+        <w:rFonts w:ascii="Symbol" w:hAnsi="Symbol" w:hint="default"/>
+      </w:rPr>
+    </w:lvl>
+    <w:lvl w:ilvl="7" w:tplc="100A0003" w:tentative="1">
+      <w:start w:val="1"/>
+      <w:numFmt w:val="bullet"/>
+      <w:lvlText w:val="o"/>
+      <w:lvlJc w:val="left"/>
+      <w:pPr>
+        <w:ind w:left="5760" w:hanging="360"/>
+      </w:pPr>
+      <w:rPr>
+        <w:rFonts w:ascii="Courier New" w:hAnsi="Courier New" w:cs="Courier New" w:hint="default"/>
+      </w:rPr>
+    </w:lvl>
+    <w:lvl w:ilvl="8" w:tplc="100A0005" w:tentative="1">
+      <w:start w:val="1"/>
+      <w:numFmt w:val="bullet"/>
+      <w:lvlText w:val=""/>
+      <w:lvlJc w:val="left"/>
+      <w:pPr>
+        <w:ind w:left="6480" w:hanging="360"/>
+      </w:pPr>
+      <w:rPr>
+        <w:rFonts w:ascii="Wingdings" w:hAnsi="Wingdings" w:hint="default"/>
+      </w:rPr>
+    </w:lvl>
+  </w:abstractNum>
+  <w:abstractNum w:abstractNumId="1" w15:restartNumberingAfterBreak="0">
+    <w:nsid w:val="01845273"/>
+    <w:multiLevelType w:val="hybridMultilevel"/>
+    <w:tmpl w:val="9A36B08C"/>
+    <w:lvl w:ilvl="0" w:tplc="100A0001">
+      <w:start w:val="1"/>
+      <w:numFmt w:val="bullet"/>
+      <w:lvlText w:val=""/>
+      <w:lvlJc w:val="left"/>
+      <w:pPr>
+        <w:ind w:left="720" w:hanging="360"/>
+      </w:pPr>
+      <w:rPr>
+        <w:rFonts w:ascii="Symbol" w:hAnsi="Symbol" w:hint="default"/>
+      </w:rPr>
+    </w:lvl>
+    <w:lvl w:ilvl="1" w:tplc="100A0003" w:tentative="1">
+      <w:start w:val="1"/>
+      <w:numFmt w:val="bullet"/>
+      <w:lvlText w:val="o"/>
+      <w:lvlJc w:val="left"/>
+      <w:pPr>
+        <w:ind w:left="1440" w:hanging="360"/>
+      </w:pPr>
+      <w:rPr>
+        <w:rFonts w:ascii="Courier New" w:hAnsi="Courier New" w:cs="Courier New" w:hint="default"/>
+      </w:rPr>
+    </w:lvl>
+    <w:lvl w:ilvl="2" w:tplc="100A0005" w:tentative="1">
+      <w:start w:val="1"/>
+      <w:numFmt w:val="bullet"/>
+      <w:lvlText w:val=""/>
+      <w:lvlJc w:val="left"/>
+      <w:pPr>
+        <w:ind w:left="2160" w:hanging="360"/>
+      </w:pPr>
+      <w:rPr>
+        <w:rFonts w:ascii="Wingdings" w:hAnsi="Wingdings" w:hint="default"/>
+      </w:rPr>
+    </w:lvl>
+    <w:lvl w:ilvl="3" w:tplc="100A0001" w:tentative="1">
+      <w:start w:val="1"/>
+      <w:numFmt w:val="bullet"/>
+      <w:lvlText w:val=""/>
+      <w:lvlJc w:val="left"/>
+      <w:pPr>
+        <w:ind w:left="2880" w:hanging="360"/>
+      </w:pPr>
+      <w:rPr>
+        <w:rFonts w:ascii="Symbol" w:hAnsi="Symbol" w:hint="default"/>
+      </w:rPr>
+    </w:lvl>
+    <w:lvl w:ilvl="4" w:tplc="100A0003" w:tentative="1">
+      <w:start w:val="1"/>
+      <w:numFmt w:val="bullet"/>
+      <w:lvlText w:val="o"/>
+      <w:lvlJc w:val="left"/>
+      <w:pPr>
+        <w:ind w:left="3600" w:hanging="360"/>
+      </w:pPr>
+      <w:rPr>
+        <w:rFonts w:ascii="Courier New" w:hAnsi="Courier New" w:cs="Courier New" w:hint="default"/>
+      </w:rPr>
+    </w:lvl>
+    <w:lvl w:ilvl="5" w:tplc="100A0005" w:tentative="1">
+      <w:start w:val="1"/>
+      <w:numFmt w:val="bullet"/>
+      <w:lvlText w:val=""/>
+      <w:lvlJc w:val="left"/>
+      <w:pPr>
+        <w:ind w:left="4320" w:hanging="360"/>
+      </w:pPr>
+      <w:rPr>
+        <w:rFonts w:ascii="Wingdings" w:hAnsi="Wingdings" w:hint="default"/>
+      </w:rPr>
+    </w:lvl>
+    <w:lvl w:ilvl="6" w:tplc="100A0001" w:tentative="1">
+      <w:start w:val="1"/>
+      <w:numFmt w:val="bullet"/>
+      <w:lvlText w:val=""/>
+      <w:lvlJc w:val="left"/>
+      <w:pPr>
+        <w:ind w:left="5040" w:hanging="360"/>
+      </w:pPr>
+      <w:rPr>
+        <w:rFonts w:ascii="Symbol" w:hAnsi="Symbol" w:hint="default"/>
+      </w:rPr>
+    </w:lvl>
+    <w:lvl w:ilvl="7" w:tplc="100A0003" w:tentative="1">
+      <w:start w:val="1"/>
+      <w:numFmt w:val="bullet"/>
+      <w:lvlText w:val="o"/>
+      <w:lvlJc w:val="left"/>
+      <w:pPr>
+        <w:ind w:left="5760" w:hanging="360"/>
+      </w:pPr>
+      <w:rPr>
+        <w:rFonts w:ascii="Courier New" w:hAnsi="Courier New" w:cs="Courier New" w:hint="default"/>
+      </w:rPr>
+    </w:lvl>
+    <w:lvl w:ilvl="8" w:tplc="100A0005" w:tentative="1">
+      <w:start w:val="1"/>
+      <w:numFmt w:val="bullet"/>
+      <w:lvlText w:val=""/>
+      <w:lvlJc w:val="left"/>
+      <w:pPr>
+        <w:ind w:left="6480" w:hanging="360"/>
+      </w:pPr>
+      <w:rPr>
+        <w:rFonts w:ascii="Wingdings" w:hAnsi="Wingdings" w:hint="default"/>
+      </w:rPr>
+    </w:lvl>
+  </w:abstractNum>
+  <w:abstractNum w:abstractNumId="2" w15:restartNumberingAfterBreak="0">
+    <w:nsid w:val="05552F13"/>
+    <w:multiLevelType w:val="hybridMultilevel"/>
+    <w:tmpl w:val="75969E22"/>
+    <w:lvl w:ilvl="0" w:tplc="100A0001">
+      <w:start w:val="1"/>
+      <w:numFmt w:val="bullet"/>
+      <w:lvlText w:val=""/>
+      <w:lvlJc w:val="left"/>
+      <w:pPr>
+        <w:ind w:left="720" w:hanging="360"/>
+      </w:pPr>
+      <w:rPr>
+        <w:rFonts w:ascii="Symbol" w:hAnsi="Symbol" w:hint="default"/>
+      </w:rPr>
+    </w:lvl>
+    <w:lvl w:ilvl="1" w:tplc="100A0003">
+      <w:start w:val="1"/>
+      <w:numFmt w:val="bullet"/>
+      <w:lvlText w:val="o"/>
+      <w:lvlJc w:val="left"/>
+      <w:pPr>
+        <w:ind w:left="1440" w:hanging="360"/>
+      </w:pPr>
+      <w:rPr>
+        <w:rFonts w:ascii="Courier New" w:hAnsi="Courier New" w:cs="Courier New" w:hint="default"/>
+      </w:rPr>
+    </w:lvl>
+    <w:lvl w:ilvl="2" w:tplc="100A0005" w:tentative="1">
+      <w:start w:val="1"/>
+      <w:numFmt w:val="bullet"/>
+      <w:lvlText w:val=""/>
+      <w:lvlJc w:val="left"/>
+      <w:pPr>
+        <w:ind w:left="2160" w:hanging="360"/>
+      </w:pPr>
+      <w:rPr>
+        <w:rFonts w:ascii="Wingdings" w:hAnsi="Wingdings" w:hint="default"/>
+      </w:rPr>
+    </w:lvl>
+    <w:lvl w:ilvl="3" w:tplc="100A0001" w:tentative="1">
+      <w:start w:val="1"/>
+      <w:numFmt w:val="bullet"/>
+      <w:lvlText w:val=""/>
+      <w:lvlJc w:val="left"/>
+      <w:pPr>
+        <w:ind w:left="2880" w:hanging="360"/>
+      </w:pPr>
+      <w:rPr>
+        <w:rFonts w:ascii="Symbol" w:hAnsi="Symbol" w:hint="default"/>
+      </w:rPr>
+    </w:lvl>
+    <w:lvl w:ilvl="4" w:tplc="100A0003" w:tentative="1">
+      <w:start w:val="1"/>
+      <w:numFmt w:val="bullet"/>
+      <w:lvlText w:val="o"/>
+      <w:lvlJc w:val="left"/>
+      <w:pPr>
+        <w:ind w:left="3600" w:hanging="360"/>
+      </w:pPr>
+      <w:rPr>
+        <w:rFonts w:ascii="Courier New" w:hAnsi="Courier New" w:cs="Courier New" w:hint="default"/>
+      </w:rPr>
+    </w:lvl>
+    <w:lvl w:ilvl="5" w:tplc="100A0005" w:tentative="1">
+      <w:start w:val="1"/>
+      <w:numFmt w:val="bullet"/>
+      <w:lvlText w:val=""/>
+      <w:lvlJc w:val="left"/>
+      <w:pPr>
+        <w:ind w:left="4320" w:hanging="360"/>
+      </w:pPr>
+      <w:rPr>
+        <w:rFonts w:ascii="Wingdings" w:hAnsi="Wingdings" w:hint="default"/>
+      </w:rPr>
+    </w:lvl>
+    <w:lvl w:ilvl="6" w:tplc="100A0001" w:tentative="1">
+      <w:start w:val="1"/>
+      <w:numFmt w:val="bullet"/>
+      <w:lvlText w:val=""/>
+      <w:lvlJc w:val="left"/>
+      <w:pPr>
+        <w:ind w:left="5040" w:hanging="360"/>
+      </w:pPr>
+      <w:rPr>
+        <w:rFonts w:ascii="Symbol" w:hAnsi="Symbol" w:hint="default"/>
+      </w:rPr>
+    </w:lvl>
+    <w:lvl w:ilvl="7" w:tplc="100A0003" w:tentative="1">
+      <w:start w:val="1"/>
+      <w:numFmt w:val="bullet"/>
+      <w:lvlText w:val="o"/>
+      <w:lvlJc w:val="left"/>
+      <w:pPr>
+        <w:ind w:left="5760" w:hanging="360"/>
+      </w:pPr>
+      <w:rPr>
+        <w:rFonts w:ascii="Courier New" w:hAnsi="Courier New" w:cs="Courier New" w:hint="default"/>
+      </w:rPr>
+    </w:lvl>
+    <w:lvl w:ilvl="8" w:tplc="100A0005" w:tentative="1">
+      <w:start w:val="1"/>
+      <w:numFmt w:val="bullet"/>
+      <w:lvlText w:val=""/>
+      <w:lvlJc w:val="left"/>
+      <w:pPr>
+        <w:ind w:left="6480" w:hanging="360"/>
+      </w:pPr>
+      <w:rPr>
+        <w:rFonts w:ascii="Wingdings" w:hAnsi="Wingdings" w:hint="default"/>
+      </w:rPr>
+    </w:lvl>
+  </w:abstractNum>
+  <w:abstractNum w:abstractNumId="3" w15:restartNumberingAfterBreak="0">
+    <w:nsid w:val="133E5509"/>
+    <w:multiLevelType w:val="hybridMultilevel"/>
+    <w:tmpl w:val="169E0256"/>
+    <w:lvl w:ilvl="0" w:tplc="100A0001">
+      <w:start w:val="1"/>
+      <w:numFmt w:val="bullet"/>
+      <w:lvlText w:val=""/>
+      <w:lvlJc w:val="left"/>
+      <w:pPr>
+        <w:ind w:left="720" w:hanging="360"/>
+      </w:pPr>
+      <w:rPr>
+        <w:rFonts w:ascii="Symbol" w:hAnsi="Symbol" w:hint="default"/>
+      </w:rPr>
+    </w:lvl>
+    <w:lvl w:ilvl="1" w:tplc="100A0003" w:tentative="1">
+      <w:start w:val="1"/>
+      <w:numFmt w:val="bullet"/>
+      <w:lvlText w:val="o"/>
+      <w:lvlJc w:val="left"/>
+      <w:pPr>
+        <w:ind w:left="1440" w:hanging="360"/>
+      </w:pPr>
+      <w:rPr>
+        <w:rFonts w:ascii="Courier New" w:hAnsi="Courier New" w:cs="Courier New" w:hint="default"/>
+      </w:rPr>
+    </w:lvl>
+    <w:lvl w:ilvl="2" w:tplc="100A0005" w:tentative="1">
+      <w:start w:val="1"/>
+      <w:numFmt w:val="bullet"/>
+      <w:lvlText w:val=""/>
+      <w:lvlJc w:val="left"/>
+      <w:pPr>
+        <w:ind w:left="2160" w:hanging="360"/>
+      </w:pPr>
+      <w:rPr>
+        <w:rFonts w:ascii="Wingdings" w:hAnsi="Wingdings" w:hint="default"/>
+      </w:rPr>
+    </w:lvl>
+    <w:lvl w:ilvl="3" w:tplc="100A0001" w:tentative="1">
+      <w:start w:val="1"/>
+      <w:numFmt w:val="bullet"/>
+      <w:lvlText w:val=""/>
+      <w:lvlJc w:val="left"/>
+      <w:pPr>
+        <w:ind w:left="2880" w:hanging="360"/>
+      </w:pPr>
+      <w:rPr>
+        <w:rFonts w:ascii="Symbol" w:hAnsi="Symbol" w:hint="default"/>
+      </w:rPr>
+    </w:lvl>
+    <w:lvl w:ilvl="4" w:tplc="100A0003" w:tentative="1">
+      <w:start w:val="1"/>
+      <w:numFmt w:val="bullet"/>
+      <w:lvlText w:val="o"/>
+      <w:lvlJc w:val="left"/>
+      <w:pPr>
+        <w:ind w:left="3600" w:hanging="360"/>
+      </w:pPr>
+      <w:rPr>
+        <w:rFonts w:ascii="Courier New" w:hAnsi="Courier New" w:cs="Courier New" w:hint="default"/>
+      </w:rPr>
+    </w:lvl>
+    <w:lvl w:ilvl="5" w:tplc="100A0005" w:tentative="1">
+      <w:start w:val="1"/>
+      <w:numFmt w:val="bullet"/>
+      <w:lvlText w:val=""/>
+      <w:lvlJc w:val="left"/>
+      <w:pPr>
+        <w:ind w:left="4320" w:hanging="360"/>
+      </w:pPr>
+      <w:rPr>
+        <w:rFonts w:ascii="Wingdings" w:hAnsi="Wingdings" w:hint="default"/>
+      </w:rPr>
+    </w:lvl>
+    <w:lvl w:ilvl="6" w:tplc="100A0001" w:tentative="1">
+      <w:start w:val="1"/>
+      <w:numFmt w:val="bullet"/>
+      <w:lvlText w:val=""/>
+      <w:lvlJc w:val="left"/>
+      <w:pPr>
+        <w:ind w:left="5040" w:hanging="360"/>
+      </w:pPr>
+      <w:rPr>
+        <w:rFonts w:ascii="Symbol" w:hAnsi="Symbol" w:hint="default"/>
+      </w:rPr>
+    </w:lvl>
+    <w:lvl w:ilvl="7" w:tplc="100A0003" w:tentative="1">
+      <w:start w:val="1"/>
+      <w:numFmt w:val="bullet"/>
+      <w:lvlText w:val="o"/>
+      <w:lvlJc w:val="left"/>
+      <w:pPr>
+        <w:ind w:left="5760" w:hanging="360"/>
+      </w:pPr>
+      <w:rPr>
+        <w:rFonts w:ascii="Courier New" w:hAnsi="Courier New" w:cs="Courier New" w:hint="default"/>
+      </w:rPr>
+    </w:lvl>
+    <w:lvl w:ilvl="8" w:tplc="100A0005" w:tentative="1">
+      <w:start w:val="1"/>
+      <w:numFmt w:val="bullet"/>
+      <w:lvlText w:val=""/>
+      <w:lvlJc w:val="left"/>
+      <w:pPr>
+        <w:ind w:left="6480" w:hanging="360"/>
+      </w:pPr>
+      <w:rPr>
+        <w:rFonts w:ascii="Wingdings" w:hAnsi="Wingdings" w:hint="default"/>
+      </w:rPr>
+    </w:lvl>
+  </w:abstractNum>
+  <w:abstractNum w:abstractNumId="4" w15:restartNumberingAfterBreak="0">
     <w:nsid w:val="1C67420F"/>
     <w:multiLevelType w:val="hybridMultilevel"/>
     <w:tmpl w:val="1820C9D4"/>
@@ -1016,7 +2747,7 @@
       </w:rPr>
     </w:lvl>
   </w:abstractNum>
-  <w:abstractNum w:abstractNumId="1" w15:restartNumberingAfterBreak="0">
+  <w:abstractNum w:abstractNumId="5" w15:restartNumberingAfterBreak="0">
     <w:nsid w:val="23EF3A87"/>
     <w:multiLevelType w:val="hybridMultilevel"/>
     <w:tmpl w:val="006A224C"/>
@@ -1129,7 +2860,7 @@
       </w:rPr>
     </w:lvl>
   </w:abstractNum>
-  <w:abstractNum w:abstractNumId="2" w15:restartNumberingAfterBreak="0">
+  <w:abstractNum w:abstractNumId="6" w15:restartNumberingAfterBreak="0">
     <w:nsid w:val="2E58154C"/>
     <w:multiLevelType w:val="hybridMultilevel"/>
     <w:tmpl w:val="310E6DDE"/>
@@ -1242,7 +2973,7 @@
       </w:rPr>
     </w:lvl>
   </w:abstractNum>
-  <w:abstractNum w:abstractNumId="3" w15:restartNumberingAfterBreak="0">
+  <w:abstractNum w:abstractNumId="7" w15:restartNumberingAfterBreak="0">
     <w:nsid w:val="32466E4B"/>
     <w:multiLevelType w:val="hybridMultilevel"/>
     <w:tmpl w:val="FFFFFFFF"/>
@@ -1293,7 +3024,7 @@
       <w:lvlJc w:val="left"/>
     </w:lvl>
   </w:abstractNum>
-  <w:abstractNum w:abstractNumId="4" w15:restartNumberingAfterBreak="0">
+  <w:abstractNum w:abstractNumId="8" w15:restartNumberingAfterBreak="0">
     <w:nsid w:val="359317D4"/>
     <w:multiLevelType w:val="hybridMultilevel"/>
     <w:tmpl w:val="B3C05F68"/>
@@ -1406,7 +3137,319 @@
       </w:rPr>
     </w:lvl>
   </w:abstractNum>
-  <w:abstractNum w:abstractNumId="5" w15:restartNumberingAfterBreak="0">
+  <w:abstractNum w:abstractNumId="9" w15:restartNumberingAfterBreak="0">
+    <w:nsid w:val="359F62E3"/>
+    <w:multiLevelType w:val="hybridMultilevel"/>
+    <w:tmpl w:val="D43ED432"/>
+    <w:lvl w:ilvl="0" w:tplc="100A000B">
+      <w:start w:val="1"/>
+      <w:numFmt w:val="bullet"/>
+      <w:lvlText w:val=""/>
+      <w:lvlJc w:val="left"/>
+      <w:pPr>
+        <w:ind w:left="720" w:hanging="360"/>
+      </w:pPr>
+      <w:rPr>
+        <w:rFonts w:ascii="Wingdings" w:hAnsi="Wingdings" w:hint="default"/>
+      </w:rPr>
+    </w:lvl>
+    <w:lvl w:ilvl="1" w:tplc="100A0003" w:tentative="1">
+      <w:start w:val="1"/>
+      <w:numFmt w:val="bullet"/>
+      <w:lvlText w:val="o"/>
+      <w:lvlJc w:val="left"/>
+      <w:pPr>
+        <w:ind w:left="1440" w:hanging="360"/>
+      </w:pPr>
+      <w:rPr>
+        <w:rFonts w:ascii="Courier New" w:hAnsi="Courier New" w:cs="Courier New" w:hint="default"/>
+      </w:rPr>
+    </w:lvl>
+    <w:lvl w:ilvl="2" w:tplc="100A0005" w:tentative="1">
+      <w:start w:val="1"/>
+      <w:numFmt w:val="bullet"/>
+      <w:lvlText w:val=""/>
+      <w:lvlJc w:val="left"/>
+      <w:pPr>
+        <w:ind w:left="2160" w:hanging="360"/>
+      </w:pPr>
+      <w:rPr>
+        <w:rFonts w:ascii="Wingdings" w:hAnsi="Wingdings" w:hint="default"/>
+      </w:rPr>
+    </w:lvl>
+    <w:lvl w:ilvl="3" w:tplc="100A0001" w:tentative="1">
+      <w:start w:val="1"/>
+      <w:numFmt w:val="bullet"/>
+      <w:lvlText w:val=""/>
+      <w:lvlJc w:val="left"/>
+      <w:pPr>
+        <w:ind w:left="2880" w:hanging="360"/>
+      </w:pPr>
+      <w:rPr>
+        <w:rFonts w:ascii="Symbol" w:hAnsi="Symbol" w:hint="default"/>
+      </w:rPr>
+    </w:lvl>
+    <w:lvl w:ilvl="4" w:tplc="100A0003" w:tentative="1">
+      <w:start w:val="1"/>
+      <w:numFmt w:val="bullet"/>
+      <w:lvlText w:val="o"/>
+      <w:lvlJc w:val="left"/>
+      <w:pPr>
+        <w:ind w:left="3600" w:hanging="360"/>
+      </w:pPr>
+      <w:rPr>
+        <w:rFonts w:ascii="Courier New" w:hAnsi="Courier New" w:cs="Courier New" w:hint="default"/>
+      </w:rPr>
+    </w:lvl>
+    <w:lvl w:ilvl="5" w:tplc="100A0005" w:tentative="1">
+      <w:start w:val="1"/>
+      <w:numFmt w:val="bullet"/>
+      <w:lvlText w:val=""/>
+      <w:lvlJc w:val="left"/>
+      <w:pPr>
+        <w:ind w:left="4320" w:hanging="360"/>
+      </w:pPr>
+      <w:rPr>
+        <w:rFonts w:ascii="Wingdings" w:hAnsi="Wingdings" w:hint="default"/>
+      </w:rPr>
+    </w:lvl>
+    <w:lvl w:ilvl="6" w:tplc="100A0001" w:tentative="1">
+      <w:start w:val="1"/>
+      <w:numFmt w:val="bullet"/>
+      <w:lvlText w:val=""/>
+      <w:lvlJc w:val="left"/>
+      <w:pPr>
+        <w:ind w:left="5040" w:hanging="360"/>
+      </w:pPr>
+      <w:rPr>
+        <w:rFonts w:ascii="Symbol" w:hAnsi="Symbol" w:hint="default"/>
+      </w:rPr>
+    </w:lvl>
+    <w:lvl w:ilvl="7" w:tplc="100A0003" w:tentative="1">
+      <w:start w:val="1"/>
+      <w:numFmt w:val="bullet"/>
+      <w:lvlText w:val="o"/>
+      <w:lvlJc w:val="left"/>
+      <w:pPr>
+        <w:ind w:left="5760" w:hanging="360"/>
+      </w:pPr>
+      <w:rPr>
+        <w:rFonts w:ascii="Courier New" w:hAnsi="Courier New" w:cs="Courier New" w:hint="default"/>
+      </w:rPr>
+    </w:lvl>
+    <w:lvl w:ilvl="8" w:tplc="100A0005" w:tentative="1">
+      <w:start w:val="1"/>
+      <w:numFmt w:val="bullet"/>
+      <w:lvlText w:val=""/>
+      <w:lvlJc w:val="left"/>
+      <w:pPr>
+        <w:ind w:left="6480" w:hanging="360"/>
+      </w:pPr>
+      <w:rPr>
+        <w:rFonts w:ascii="Wingdings" w:hAnsi="Wingdings" w:hint="default"/>
+      </w:rPr>
+    </w:lvl>
+  </w:abstractNum>
+  <w:abstractNum w:abstractNumId="10" w15:restartNumberingAfterBreak="0">
+    <w:nsid w:val="48647600"/>
+    <w:multiLevelType w:val="hybridMultilevel"/>
+    <w:tmpl w:val="34AE550E"/>
+    <w:lvl w:ilvl="0" w:tplc="100A0001">
+      <w:start w:val="1"/>
+      <w:numFmt w:val="bullet"/>
+      <w:lvlText w:val=""/>
+      <w:lvlJc w:val="left"/>
+      <w:pPr>
+        <w:ind w:left="720" w:hanging="360"/>
+      </w:pPr>
+      <w:rPr>
+        <w:rFonts w:ascii="Symbol" w:hAnsi="Symbol" w:hint="default"/>
+      </w:rPr>
+    </w:lvl>
+    <w:lvl w:ilvl="1" w:tplc="FFFFFFFF" w:tentative="1">
+      <w:start w:val="1"/>
+      <w:numFmt w:val="bullet"/>
+      <w:lvlText w:val="o"/>
+      <w:lvlJc w:val="left"/>
+      <w:pPr>
+        <w:ind w:left="1440" w:hanging="360"/>
+      </w:pPr>
+      <w:rPr>
+        <w:rFonts w:ascii="Courier New" w:hAnsi="Courier New" w:cs="Courier New" w:hint="default"/>
+      </w:rPr>
+    </w:lvl>
+    <w:lvl w:ilvl="2" w:tplc="FFFFFFFF" w:tentative="1">
+      <w:start w:val="1"/>
+      <w:numFmt w:val="bullet"/>
+      <w:lvlText w:val=""/>
+      <w:lvlJc w:val="left"/>
+      <w:pPr>
+        <w:ind w:left="2160" w:hanging="360"/>
+      </w:pPr>
+      <w:rPr>
+        <w:rFonts w:ascii="Wingdings" w:hAnsi="Wingdings" w:hint="default"/>
+      </w:rPr>
+    </w:lvl>
+    <w:lvl w:ilvl="3" w:tplc="FFFFFFFF" w:tentative="1">
+      <w:start w:val="1"/>
+      <w:numFmt w:val="bullet"/>
+      <w:lvlText w:val=""/>
+      <w:lvlJc w:val="left"/>
+      <w:pPr>
+        <w:ind w:left="2880" w:hanging="360"/>
+      </w:pPr>
+      <w:rPr>
+        <w:rFonts w:ascii="Symbol" w:hAnsi="Symbol" w:hint="default"/>
+      </w:rPr>
+    </w:lvl>
+    <w:lvl w:ilvl="4" w:tplc="FFFFFFFF" w:tentative="1">
+      <w:start w:val="1"/>
+      <w:numFmt w:val="bullet"/>
+      <w:lvlText w:val="o"/>
+      <w:lvlJc w:val="left"/>
+      <w:pPr>
+        <w:ind w:left="3600" w:hanging="360"/>
+      </w:pPr>
+      <w:rPr>
+        <w:rFonts w:ascii="Courier New" w:hAnsi="Courier New" w:cs="Courier New" w:hint="default"/>
+      </w:rPr>
+    </w:lvl>
+    <w:lvl w:ilvl="5" w:tplc="FFFFFFFF" w:tentative="1">
+      <w:start w:val="1"/>
+      <w:numFmt w:val="bullet"/>
+      <w:lvlText w:val=""/>
+      <w:lvlJc w:val="left"/>
+      <w:pPr>
+        <w:ind w:left="4320" w:hanging="360"/>
+      </w:pPr>
+      <w:rPr>
+        <w:rFonts w:ascii="Wingdings" w:hAnsi="Wingdings" w:hint="default"/>
+      </w:rPr>
+    </w:lvl>
+    <w:lvl w:ilvl="6" w:tplc="FFFFFFFF" w:tentative="1">
+      <w:start w:val="1"/>
+      <w:numFmt w:val="bullet"/>
+      <w:lvlText w:val=""/>
+      <w:lvlJc w:val="left"/>
+      <w:pPr>
+        <w:ind w:left="5040" w:hanging="360"/>
+      </w:pPr>
+      <w:rPr>
+        <w:rFonts w:ascii="Symbol" w:hAnsi="Symbol" w:hint="default"/>
+      </w:rPr>
+    </w:lvl>
+    <w:lvl w:ilvl="7" w:tplc="FFFFFFFF" w:tentative="1">
+      <w:start w:val="1"/>
+      <w:numFmt w:val="bullet"/>
+      <w:lvlText w:val="o"/>
+      <w:lvlJc w:val="left"/>
+      <w:pPr>
+        <w:ind w:left="5760" w:hanging="360"/>
+      </w:pPr>
+      <w:rPr>
+        <w:rFonts w:ascii="Courier New" w:hAnsi="Courier New" w:cs="Courier New" w:hint="default"/>
+      </w:rPr>
+    </w:lvl>
+    <w:lvl w:ilvl="8" w:tplc="FFFFFFFF" w:tentative="1">
+      <w:start w:val="1"/>
+      <w:numFmt w:val="bullet"/>
+      <w:lvlText w:val=""/>
+      <w:lvlJc w:val="left"/>
+      <w:pPr>
+        <w:ind w:left="6480" w:hanging="360"/>
+      </w:pPr>
+      <w:rPr>
+        <w:rFonts w:ascii="Wingdings" w:hAnsi="Wingdings" w:hint="default"/>
+      </w:rPr>
+    </w:lvl>
+  </w:abstractNum>
+  <w:abstractNum w:abstractNumId="11" w15:restartNumberingAfterBreak="0">
+    <w:nsid w:val="66D83C30"/>
+    <w:multiLevelType w:val="hybridMultilevel"/>
+    <w:tmpl w:val="988C9DBE"/>
+    <w:lvl w:ilvl="0" w:tplc="100A000F">
+      <w:start w:val="1"/>
+      <w:numFmt w:val="decimal"/>
+      <w:lvlText w:val="%1."/>
+      <w:lvlJc w:val="left"/>
+      <w:pPr>
+        <w:ind w:left="720" w:hanging="360"/>
+      </w:pPr>
+    </w:lvl>
+    <w:lvl w:ilvl="1" w:tplc="100A0019" w:tentative="1">
+      <w:start w:val="1"/>
+      <w:numFmt w:val="lowerLetter"/>
+      <w:lvlText w:val="%2."/>
+      <w:lvlJc w:val="left"/>
+      <w:pPr>
+        <w:ind w:left="1440" w:hanging="360"/>
+      </w:pPr>
+    </w:lvl>
+    <w:lvl w:ilvl="2" w:tplc="100A001B" w:tentative="1">
+      <w:start w:val="1"/>
+      <w:numFmt w:val="lowerRoman"/>
+      <w:lvlText w:val="%3."/>
+      <w:lvlJc w:val="right"/>
+      <w:pPr>
+        <w:ind w:left="2160" w:hanging="180"/>
+      </w:pPr>
+    </w:lvl>
+    <w:lvl w:ilvl="3" w:tplc="100A000F" w:tentative="1">
+      <w:start w:val="1"/>
+      <w:numFmt w:val="decimal"/>
+      <w:lvlText w:val="%4."/>
+      <w:lvlJc w:val="left"/>
+      <w:pPr>
+        <w:ind w:left="2880" w:hanging="360"/>
+      </w:pPr>
+    </w:lvl>
+    <w:lvl w:ilvl="4" w:tplc="100A0019" w:tentative="1">
+      <w:start w:val="1"/>
+      <w:numFmt w:val="lowerLetter"/>
+      <w:lvlText w:val="%5."/>
+      <w:lvlJc w:val="left"/>
+      <w:pPr>
+        <w:ind w:left="3600" w:hanging="360"/>
+      </w:pPr>
+    </w:lvl>
+    <w:lvl w:ilvl="5" w:tplc="100A001B" w:tentative="1">
+      <w:start w:val="1"/>
+      <w:numFmt w:val="lowerRoman"/>
+      <w:lvlText w:val="%6."/>
+      <w:lvlJc w:val="right"/>
+      <w:pPr>
+        <w:ind w:left="4320" w:hanging="180"/>
+      </w:pPr>
+    </w:lvl>
+    <w:lvl w:ilvl="6" w:tplc="100A000F" w:tentative="1">
+      <w:start w:val="1"/>
+      <w:numFmt w:val="decimal"/>
+      <w:lvlText w:val="%7."/>
+      <w:lvlJc w:val="left"/>
+      <w:pPr>
+        <w:ind w:left="5040" w:hanging="360"/>
+      </w:pPr>
+    </w:lvl>
+    <w:lvl w:ilvl="7" w:tplc="100A0019" w:tentative="1">
+      <w:start w:val="1"/>
+      <w:numFmt w:val="lowerLetter"/>
+      <w:lvlText w:val="%8."/>
+      <w:lvlJc w:val="left"/>
+      <w:pPr>
+        <w:ind w:left="5760" w:hanging="360"/>
+      </w:pPr>
+    </w:lvl>
+    <w:lvl w:ilvl="8" w:tplc="100A001B" w:tentative="1">
+      <w:start w:val="1"/>
+      <w:numFmt w:val="lowerRoman"/>
+      <w:lvlText w:val="%9."/>
+      <w:lvlJc w:val="right"/>
+      <w:pPr>
+        <w:ind w:left="6480" w:hanging="180"/>
+      </w:pPr>
+    </w:lvl>
+  </w:abstractNum>
+  <w:abstractNum w:abstractNumId="12" w15:restartNumberingAfterBreak="0">
     <w:nsid w:val="76FC618A"/>
     <w:multiLevelType w:val="hybridMultilevel"/>
     <w:tmpl w:val="7B6A0AEA"/>
@@ -1519,22 +3562,135 @@
       </w:rPr>
     </w:lvl>
   </w:abstractNum>
+  <w:abstractNum w:abstractNumId="13" w15:restartNumberingAfterBreak="0">
+    <w:nsid w:val="7B747543"/>
+    <w:multiLevelType w:val="hybridMultilevel"/>
+    <w:tmpl w:val="27567192"/>
+    <w:lvl w:ilvl="0" w:tplc="100A000B">
+      <w:start w:val="1"/>
+      <w:numFmt w:val="bullet"/>
+      <w:lvlText w:val=""/>
+      <w:lvlJc w:val="left"/>
+      <w:pPr>
+        <w:ind w:left="720" w:hanging="360"/>
+      </w:pPr>
+      <w:rPr>
+        <w:rFonts w:ascii="Wingdings" w:hAnsi="Wingdings" w:hint="default"/>
+      </w:rPr>
+    </w:lvl>
+    <w:lvl w:ilvl="1" w:tplc="FFFFFFFF" w:tentative="1">
+      <w:start w:val="1"/>
+      <w:numFmt w:val="lowerLetter"/>
+      <w:lvlText w:val="%2."/>
+      <w:lvlJc w:val="left"/>
+      <w:pPr>
+        <w:ind w:left="1440" w:hanging="360"/>
+      </w:pPr>
+    </w:lvl>
+    <w:lvl w:ilvl="2" w:tplc="FFFFFFFF" w:tentative="1">
+      <w:start w:val="1"/>
+      <w:numFmt w:val="lowerRoman"/>
+      <w:lvlText w:val="%3."/>
+      <w:lvlJc w:val="right"/>
+      <w:pPr>
+        <w:ind w:left="2160" w:hanging="180"/>
+      </w:pPr>
+    </w:lvl>
+    <w:lvl w:ilvl="3" w:tplc="FFFFFFFF" w:tentative="1">
+      <w:start w:val="1"/>
+      <w:numFmt w:val="decimal"/>
+      <w:lvlText w:val="%4."/>
+      <w:lvlJc w:val="left"/>
+      <w:pPr>
+        <w:ind w:left="2880" w:hanging="360"/>
+      </w:pPr>
+    </w:lvl>
+    <w:lvl w:ilvl="4" w:tplc="FFFFFFFF" w:tentative="1">
+      <w:start w:val="1"/>
+      <w:numFmt w:val="lowerLetter"/>
+      <w:lvlText w:val="%5."/>
+      <w:lvlJc w:val="left"/>
+      <w:pPr>
+        <w:ind w:left="3600" w:hanging="360"/>
+      </w:pPr>
+    </w:lvl>
+    <w:lvl w:ilvl="5" w:tplc="FFFFFFFF" w:tentative="1">
+      <w:start w:val="1"/>
+      <w:numFmt w:val="lowerRoman"/>
+      <w:lvlText w:val="%6."/>
+      <w:lvlJc w:val="right"/>
+      <w:pPr>
+        <w:ind w:left="4320" w:hanging="180"/>
+      </w:pPr>
+    </w:lvl>
+    <w:lvl w:ilvl="6" w:tplc="FFFFFFFF" w:tentative="1">
+      <w:start w:val="1"/>
+      <w:numFmt w:val="decimal"/>
+      <w:lvlText w:val="%7."/>
+      <w:lvlJc w:val="left"/>
+      <w:pPr>
+        <w:ind w:left="5040" w:hanging="360"/>
+      </w:pPr>
+    </w:lvl>
+    <w:lvl w:ilvl="7" w:tplc="FFFFFFFF" w:tentative="1">
+      <w:start w:val="1"/>
+      <w:numFmt w:val="lowerLetter"/>
+      <w:lvlText w:val="%8."/>
+      <w:lvlJc w:val="left"/>
+      <w:pPr>
+        <w:ind w:left="5760" w:hanging="360"/>
+      </w:pPr>
+    </w:lvl>
+    <w:lvl w:ilvl="8" w:tplc="FFFFFFFF" w:tentative="1">
+      <w:start w:val="1"/>
+      <w:numFmt w:val="lowerRoman"/>
+      <w:lvlText w:val="%9."/>
+      <w:lvlJc w:val="right"/>
+      <w:pPr>
+        <w:ind w:left="6480" w:hanging="180"/>
+      </w:pPr>
+    </w:lvl>
+  </w:abstractNum>
   <w:num w:numId="1" w16cid:durableId="539316880">
+    <w:abstractNumId w:val="6"/>
+  </w:num>
+  <w:num w:numId="2" w16cid:durableId="802969693">
+    <w:abstractNumId w:val="8"/>
+  </w:num>
+  <w:num w:numId="3" w16cid:durableId="190728021">
+    <w:abstractNumId w:val="7"/>
+  </w:num>
+  <w:num w:numId="4" w16cid:durableId="1284845593">
+    <w:abstractNumId w:val="12"/>
+  </w:num>
+  <w:num w:numId="5" w16cid:durableId="2011054871">
+    <w:abstractNumId w:val="4"/>
+  </w:num>
+  <w:num w:numId="6" w16cid:durableId="2022471385">
+    <w:abstractNumId w:val="5"/>
+  </w:num>
+  <w:num w:numId="7" w16cid:durableId="1136796346">
+    <w:abstractNumId w:val="11"/>
+  </w:num>
+  <w:num w:numId="8" w16cid:durableId="1747267373">
+    <w:abstractNumId w:val="13"/>
+  </w:num>
+  <w:num w:numId="9" w16cid:durableId="1760523883">
+    <w:abstractNumId w:val="9"/>
+  </w:num>
+  <w:num w:numId="10" w16cid:durableId="1061903433">
+    <w:abstractNumId w:val="10"/>
+  </w:num>
+  <w:num w:numId="11" w16cid:durableId="2058234465">
     <w:abstractNumId w:val="2"/>
   </w:num>
-  <w:num w:numId="2" w16cid:durableId="802969693">
-    <w:abstractNumId w:val="4"/>
-  </w:num>
-  <w:num w:numId="3" w16cid:durableId="190728021">
+  <w:num w:numId="12" w16cid:durableId="484977593">
     <w:abstractNumId w:val="3"/>
   </w:num>
-  <w:num w:numId="4" w16cid:durableId="1284845593">
-    <w:abstractNumId w:val="5"/>
-  </w:num>
-  <w:num w:numId="5" w16cid:durableId="2011054871">
+  <w:num w:numId="13" w16cid:durableId="1670399046">
     <w:abstractNumId w:val="0"/>
   </w:num>
-  <w:num w:numId="6" w16cid:durableId="2022471385">
+  <w:num w:numId="14" w16cid:durableId="1664897392">
     <w:abstractNumId w:val="1"/>
   </w:num>
 </w:numbering>
@@ -1940,7 +4096,7 @@
   <w:style w:type="paragraph" w:default="1" w:styleId="Normal">
     <w:name w:val="Normal"/>
     <w:qFormat/>
-    <w:rsid w:val="00DA5980"/>
+    <w:rsid w:val="001E0E71"/>
   </w:style>
   <w:style w:type="paragraph" w:styleId="Ttulo1">
     <w:name w:val="heading 1"/>
@@ -2474,6 +4630,29 @@
       <w:szCs w:val="24"/>
     </w:rPr>
   </w:style>
+  <w:style w:type="character" w:styleId="Hipervnculo">
+    <w:name w:val="Hyperlink"/>
+    <w:basedOn w:val="Fuentedeprrafopredeter"/>
+    <w:uiPriority w:val="99"/>
+    <w:unhideWhenUsed/>
+    <w:rsid w:val="008F100D"/>
+    <w:rPr>
+      <w:color w:val="467886" w:themeColor="hyperlink"/>
+      <w:u w:val="single"/>
+    </w:rPr>
+  </w:style>
+  <w:style w:type="character" w:styleId="Mencinsinresolver">
+    <w:name w:val="Unresolved Mention"/>
+    <w:basedOn w:val="Fuentedeprrafopredeter"/>
+    <w:uiPriority w:val="99"/>
+    <w:semiHidden/>
+    <w:unhideWhenUsed/>
+    <w:rsid w:val="008F100D"/>
+    <w:rPr>
+      <w:color w:val="605E5C"/>
+      <w:shd w:val="clear" w:color="auto" w:fill="E1DFDD"/>
+    </w:rPr>
+  </w:style>
 </w:styles>
 </file>
 
